--- a/merge/HC - Clinical Assessment.DOCX
+++ b/merge/HC - Clinical Assessment.DOCX
@@ -321,7 +321,7 @@
                 <w:color w:val="0070C0"/>
                 <w:sz w:val="20"/>
               </w:rPr>
-              <w:t>Robinson</w:t>
+              <w:t>McLeod</w:t>
             </w:r>
             <w:r>
               <w:rPr>
@@ -403,7 +403,7 @@
                 <w:color w:val="0070C0"/>
                 <w:sz w:val="20"/>
               </w:rPr>
-              <w:t>Peter</w:t>
+              <w:t>David</w:t>
             </w:r>
             <w:r>
               <w:rPr>
@@ -542,7 +542,7 @@
                 <w:color w:val="0070C0"/>
                 <w:sz w:val="20"/>
               </w:rPr>
-              <w:t>12/07/1954</w:t>
+              <w:t>18/02/1956</w:t>
             </w:r>
             <w:r>
               <w:rPr>
@@ -623,7 +623,7 @@
                 <w:color w:val="0070C0"/>
                 <w:sz w:val="20"/>
               </w:rPr>
-              <w:t>8 Harrison Retreat</w:t>
+              <w:t>Unit 86 16 Leeuwin Boulevard</w:t>
             </w:r>
             <w:r>
               <w:rPr>
@@ -744,7 +744,7 @@
                 <w:color w:val="0070C0"/>
                 <w:sz w:val="20"/>
               </w:rPr>
-              <w:t>Broadwater</w:t>
+              <w:t>West Busselton</w:t>
             </w:r>
             <w:r>
               <w:rPr>
@@ -1365,7 +1365,7 @@
                 <w:sz w:val="20"/>
                 <w:szCs w:val="20"/>
               </w:rPr>
-              <w:t>Falls Risk , Not required</w:t>
+              <w:t>Falls Risk , Required</w:t>
             </w:r>
             <w:r>
               <w:rPr>
@@ -1408,6 +1408,48 @@
                 <w:szCs w:val="20"/>
               </w:rPr>
               <w:instrText xml:space="preserve"> MERGEFIELD "functionalAdlAssessmentStatus" </w:instrText>
+            </w:r>
+            <w:r>
+              <w:rPr>
+                <w:rFonts w:ascii="Arial" w:eastAsia="Times New Roman" w:hAnsi="Arial" w:cs="Arial"/>
+                <w:b/>
+                <w:color w:val="0070C0"/>
+                <w:sz w:val="20"/>
+                <w:szCs w:val="20"/>
+              </w:rPr>
+              <w:fldChar w:fldCharType="end"/>
+            </w:r>
+          </w:p>
+          <w:p>
+            <w:pPr>
+              <w:widowControl w:val="0"/>
+              <w:rPr>
+                <w:rFonts w:ascii="Arial" w:eastAsia="Times New Roman" w:hAnsi="Arial" w:cs="Arial"/>
+                <w:b/>
+                <w:color w:val="0070C0"/>
+                <w:sz w:val="20"/>
+                <w:szCs w:val="20"/>
+              </w:rPr>
+            </w:pPr>
+            <w:r>
+              <w:rPr>
+                <w:rFonts w:ascii="Arial" w:eastAsia="Times New Roman" w:hAnsi="Arial" w:cs="Arial"/>
+                <w:b/>
+                <w:color w:val="0070C0"/>
+                <w:sz w:val="20"/>
+                <w:szCs w:val="20"/>
+              </w:rPr>
+              <w:fldChar w:fldCharType="begin"/>
+            </w:r>
+            <w:r>
+              <w:rPr>
+                <w:rFonts w:ascii="Arial" w:eastAsia="Times New Roman" w:hAnsi="Arial" w:cs="Arial"/>
+                <w:b/>
+                <w:color w:val="0070C0"/>
+                <w:sz w:val="20"/>
+                <w:szCs w:val="20"/>
+              </w:rPr>
+              <w:instrText xml:space="preserve"> MERGEFIELD "hierarchicDemetiaScaleStatus" </w:instrText>
             </w:r>
             <w:r>
               <w:rPr>
@@ -1428,7 +1470,7 @@
                 <w:sz w:val="20"/>
                 <w:szCs w:val="20"/>
               </w:rPr>
-              <w:t>Functional ADL Ax , Not required</w:t>
+              <w:t>Hierarchic Dementia Scale Ax , Not required</w:t>
             </w:r>
             <w:r>
               <w:rPr>
@@ -1470,7 +1512,7 @@
                 <w:sz w:val="20"/>
                 <w:szCs w:val="20"/>
               </w:rPr>
-              <w:instrText xml:space="preserve"> MERGEFIELD "hierarchicDemetiaScaleStatus" </w:instrText>
+              <w:instrText xml:space="preserve"> MERGEFIELD "MedicationManagementAssessmentStatus" </w:instrText>
             </w:r>
             <w:r>
               <w:rPr>
@@ -1491,7 +1533,7 @@
                 <w:sz w:val="20"/>
                 <w:szCs w:val="20"/>
               </w:rPr>
-              <w:t>Hierarchic Dementia Scale Ax , Not required</w:t>
+              <w:t>Medication management Ax , Not required</w:t>
             </w:r>
             <w:r>
               <w:rPr>
@@ -1533,7 +1575,7 @@
                 <w:sz w:val="20"/>
                 <w:szCs w:val="20"/>
               </w:rPr>
-              <w:instrText xml:space="preserve"> MERGEFIELD "MedicationManagementAssessmentStatus" </w:instrText>
+              <w:instrText xml:space="preserve"> MERGEFIELD "mmseStatus" </w:instrText>
             </w:r>
             <w:r>
               <w:rPr>
@@ -1554,7 +1596,7 @@
                 <w:sz w:val="20"/>
                 <w:szCs w:val="20"/>
               </w:rPr>
-              <w:t>Medication management Ax , Not required</w:t>
+              <w:t>MMSE , Not required</w:t>
             </w:r>
             <w:r>
               <w:rPr>
@@ -1596,7 +1638,7 @@
                 <w:sz w:val="20"/>
                 <w:szCs w:val="20"/>
               </w:rPr>
-              <w:instrText xml:space="preserve"> MERGEFIELD "mmseStatus" </w:instrText>
+              <w:instrText xml:space="preserve"> MERGEFIELD "painAssessmentStatus" </w:instrText>
             </w:r>
             <w:r>
               <w:rPr>
@@ -1617,7 +1659,7 @@
                 <w:sz w:val="20"/>
                 <w:szCs w:val="20"/>
               </w:rPr>
-              <w:t>MMSE , Not required</w:t>
+              <w:t>Pain Ax , Required</w:t>
             </w:r>
             <w:r>
               <w:rPr>
@@ -1659,7 +1701,7 @@
                 <w:sz w:val="20"/>
                 <w:szCs w:val="20"/>
               </w:rPr>
-              <w:instrText xml:space="preserve"> MERGEFIELD "painAssessmentStatus" </w:instrText>
+              <w:instrText xml:space="preserve"> MERGEFIELD "pressureInjuryRiskAssessmentStatus" </w:instrText>
             </w:r>
             <w:r>
               <w:rPr>
@@ -1680,70 +1722,7 @@
                 <w:sz w:val="20"/>
                 <w:szCs w:val="20"/>
               </w:rPr>
-              <w:t>Pain Ax , Not required</w:t>
-            </w:r>
-            <w:r>
-              <w:rPr>
-                <w:rFonts w:ascii="Arial" w:eastAsia="Times New Roman" w:hAnsi="Arial" w:cs="Arial"/>
-                <w:b/>
-                <w:color w:val="0070C0"/>
-                <w:sz w:val="20"/>
-                <w:szCs w:val="20"/>
-              </w:rPr>
-              <w:fldChar w:fldCharType="end"/>
-            </w:r>
-          </w:p>
-          <w:p>
-            <w:pPr>
-              <w:widowControl w:val="0"/>
-              <w:rPr>
-                <w:rFonts w:ascii="Arial" w:eastAsia="Times New Roman" w:hAnsi="Arial" w:cs="Arial"/>
-                <w:b/>
-                <w:color w:val="0070C0"/>
-                <w:sz w:val="20"/>
-                <w:szCs w:val="20"/>
-              </w:rPr>
-            </w:pPr>
-            <w:r>
-              <w:rPr>
-                <w:rFonts w:ascii="Arial" w:eastAsia="Times New Roman" w:hAnsi="Arial" w:cs="Arial"/>
-                <w:b/>
-                <w:color w:val="0070C0"/>
-                <w:sz w:val="20"/>
-                <w:szCs w:val="20"/>
-              </w:rPr>
-              <w:fldChar w:fldCharType="begin"/>
-            </w:r>
-            <w:r>
-              <w:rPr>
-                <w:rFonts w:ascii="Arial" w:eastAsia="Times New Roman" w:hAnsi="Arial" w:cs="Arial"/>
-                <w:b/>
-                <w:color w:val="0070C0"/>
-                <w:sz w:val="20"/>
-                <w:szCs w:val="20"/>
-              </w:rPr>
-              <w:instrText xml:space="preserve"> MERGEFIELD "pressureInjuryRiskAssessmentStatus" </w:instrText>
-            </w:r>
-            <w:r>
-              <w:rPr>
-                <w:rFonts w:ascii="Arial" w:eastAsia="Times New Roman" w:hAnsi="Arial" w:cs="Arial"/>
-                <w:b/>
-                <w:color w:val="0070C0"/>
-                <w:sz w:val="20"/>
-                <w:szCs w:val="20"/>
-              </w:rPr>
-              <w:fldChar w:fldCharType="separate"/>
-            </w:r>
-            <w:r>
-              <w:rPr>
-                <w:rFonts w:ascii="Arial" w:eastAsia="Times New Roman" w:hAnsi="Arial" w:cs="Arial"/>
-                <w:b/>
-                <w:noProof/>
-                <w:color w:val="0070C0"/>
-                <w:sz w:val="20"/>
-                <w:szCs w:val="20"/>
-              </w:rPr>
-              <w:t>Pressure injury risk Ax , Not required</w:t>
+              <w:t>Pressure injury risk Ax , Completed</w:t>
             </w:r>
             <w:r>
               <w:rPr>
@@ -2508,7 +2487,7 @@
                 <w:noProof/>
                 <w:color w:val="0070C0"/>
               </w:rPr>
-              <w:t>Peter has partial tetraplegia which impacts on all aspects of his daily life.</w:t>
+              <w:t>David is booked for surgery on 29th August to have lesion removed from pancreas.</w:t>
             </w:r>
             <w:r>
               <w:rPr>
@@ -2548,7 +2527,7 @@
                 <w:noProof/>
                 <w:color w:val="0070C0"/>
               </w:rPr>
-              <w:t>Perianal fistula, external hemorrhoid, multiple fractures of both femurs, Pulmonary embolism, UTI, cholecystitis, Autonomic dysreflexia, Complete tetraplegia C6-C7 level, Urethral abscess and fistula to skin, Chronic osteomyelitis (L ischial tuberosity, Bladder fistula (base of bladder to L ischium and Left pubic ramis), depression, migraines, chronic constipation, cellulitis</w:t>
+              <w:t>Fibromyalgia, Osteoporosis, Depression/Anxiety, Pancreatic Cancer</w:t>
             </w:r>
             <w:r>
               <w:rPr>
@@ -2581,6 +2560,33 @@
               <w:rPr>
                 <w:color w:val="0070C0"/>
               </w:rPr>
+              <w:fldChar w:fldCharType="end"/>
+            </w:r>
+          </w:p>
+          <w:p>
+            <w:pPr>
+              <w:pStyle w:val="FormFont2"/>
+              <w:widowControl w:val="0"/>
+              <w:rPr>
+                <w:color w:val="0070C0"/>
+              </w:rPr>
+            </w:pPr>
+            <w:r>
+              <w:rPr>
+                <w:color w:val="0070C0"/>
+              </w:rPr>
+              <w:fldChar w:fldCharType="begin"/>
+            </w:r>
+            <w:r>
+              <w:rPr>
+                <w:color w:val="0070C0"/>
+              </w:rPr>
+              <w:instrText xml:space="preserve"> MERGEFIELD "medicalOther" </w:instrText>
+            </w:r>
+            <w:r>
+              <w:rPr>
+                <w:color w:val="0070C0"/>
+              </w:rPr>
               <w:fldChar w:fldCharType="separate"/>
             </w:r>
             <w:r>
@@ -2588,7 +2594,7 @@
                 <w:noProof/>
                 <w:color w:val="0070C0"/>
               </w:rPr>
-              <w:t>COPD</w:t>
+              <w:t>Since David was diagnosed with Pancreatic Cancer he has undergone treatments that have affected his functioning and wellbeing. David has experienced declining endurance and increasing fatigue, he feels low in mood with episodes of anxiety and shortness of breath. David reports dizziness when standing and has had stumbles and near misses, he is worried about falling and injuring himself. David feels nauseous and has a poor appetite with some weight loss, he has seen a Dietitian and requires nutritional supplements. David reports chronic pain in his abdomen all the time with stomach cramps that increase when he consumes food. David is linked in with Cancer Services, Palliative Care Outpatients and his Oncologist. David hopes to have major surgery for his cancer later this year. ACAT assessment.</w:t>
             </w:r>
             <w:r>
               <w:rPr>
@@ -2609,13 +2615,197 @@
               <w:rPr>
                 <w:color w:val="0070C0"/>
               </w:rPr>
+              <w:t xml:space="preserve">Vaccinations: </w:t>
+            </w:r>
+            <w:r>
+              <w:rPr>
+                <w:color w:val="0070C0"/>
+              </w:rPr>
               <w:fldChar w:fldCharType="begin"/>
             </w:r>
             <w:r>
               <w:rPr>
                 <w:color w:val="0070C0"/>
               </w:rPr>
-              <w:instrText xml:space="preserve"> MERGEFIELD "medicalOther" </w:instrText>
+              <w:instrText xml:space="preserve"> MERGEFIELD covidStatus </w:instrText>
+            </w:r>
+            <w:r>
+              <w:rPr>
+                <w:color w:val="0070C0"/>
+              </w:rPr>
+              <w:fldChar w:fldCharType="end"/>
+            </w:r>
+            <w:r>
+              <w:rPr>
+                <w:color w:val="0070C0"/>
+              </w:rPr>
+              <w:t>;</w:t>
+            </w:r>
+            <w:r>
+              <w:rPr>
+                <w:color w:val="0070C0"/>
+              </w:rPr>
+              <w:t xml:space="preserve"> </w:t>
+            </w:r>
+            <w:r>
+              <w:rPr>
+                <w:color w:val="0070C0"/>
+              </w:rPr>
+              <w:fldChar w:fldCharType="begin"/>
+            </w:r>
+            <w:r>
+              <w:rPr>
+                <w:color w:val="0070C0"/>
+              </w:rPr>
+              <w:instrText xml:space="preserve"> MERGEFIELD "fluVaxStatus" </w:instrText>
+            </w:r>
+            <w:r>
+              <w:rPr>
+                <w:color w:val="0070C0"/>
+              </w:rPr>
+              <w:fldChar w:fldCharType="end"/>
+            </w:r>
+            <w:r>
+              <w:rPr>
+                <w:color w:val="0070C0"/>
+              </w:rPr>
+              <w:t>;</w:t>
+            </w:r>
+            <w:r>
+              <w:rPr>
+                <w:color w:val="0070C0"/>
+              </w:rPr>
+              <w:t xml:space="preserve"> </w:t>
+            </w:r>
+            <w:r>
+              <w:rPr>
+                <w:color w:val="0070C0"/>
+              </w:rPr>
+              <w:fldChar w:fldCharType="begin"/>
+            </w:r>
+            <w:r>
+              <w:rPr>
+                <w:color w:val="0070C0"/>
+              </w:rPr>
+              <w:instrText xml:space="preserve"> MERGEFIELD "shinglesVaxStatus" </w:instrText>
+            </w:r>
+            <w:r>
+              <w:rPr>
+                <w:color w:val="0070C0"/>
+              </w:rPr>
+              <w:fldChar w:fldCharType="end"/>
+            </w:r>
+            <w:r>
+              <w:rPr>
+                <w:color w:val="0070C0"/>
+              </w:rPr>
+              <w:t>;</w:t>
+            </w:r>
+            <w:r>
+              <w:rPr>
+                <w:color w:val="0070C0"/>
+              </w:rPr>
+              <w:t xml:space="preserve"> </w:t>
+            </w:r>
+            <w:r>
+              <w:rPr>
+                <w:color w:val="0070C0"/>
+              </w:rPr>
+              <w:fldChar w:fldCharType="begin"/>
+            </w:r>
+            <w:r>
+              <w:rPr>
+                <w:color w:val="0070C0"/>
+              </w:rPr>
+              <w:instrText xml:space="preserve"> MERGEFIELD "pneumovaxStatus" </w:instrText>
+            </w:r>
+            <w:r>
+              <w:rPr>
+                <w:color w:val="0070C0"/>
+              </w:rPr>
+              <w:fldChar w:fldCharType="end"/>
+            </w:r>
+            <w:r>
+              <w:rPr>
+                <w:color w:val="0070C0"/>
+              </w:rPr>
+              <w:t>:</w:t>
+            </w:r>
+            <w:r>
+              <w:rPr>
+                <w:color w:val="0070C0"/>
+              </w:rPr>
+              <w:t xml:space="preserve"> </w:t>
+            </w:r>
+            <w:r>
+              <w:rPr>
+                <w:color w:val="0070C0"/>
+              </w:rPr>
+              <w:fldChar w:fldCharType="begin"/>
+            </w:r>
+            <w:r>
+              <w:rPr>
+                <w:color w:val="0070C0"/>
+              </w:rPr>
+              <w:instrText xml:space="preserve"> MERGEFIELD "tetnusStatus" </w:instrText>
+            </w:r>
+            <w:r>
+              <w:rPr>
+                <w:color w:val="0070C0"/>
+              </w:rPr>
+              <w:fldChar w:fldCharType="end"/>
+            </w:r>
+            <w:r>
+              <w:rPr>
+                <w:color w:val="0070C0"/>
+              </w:rPr>
+              <w:t>;</w:t>
+            </w:r>
+            <w:r>
+              <w:rPr>
+                <w:color w:val="0070C0"/>
+              </w:rPr>
+              <w:t xml:space="preserve"> </w:t>
+            </w:r>
+            <w:r>
+              <w:rPr>
+                <w:color w:val="0070C0"/>
+              </w:rPr>
+              <w:fldChar w:fldCharType="begin"/>
+            </w:r>
+            <w:r>
+              <w:rPr>
+                <w:color w:val="0070C0"/>
+              </w:rPr>
+              <w:instrText xml:space="preserve"> MERGEFIELD "vaccineComments" </w:instrText>
+            </w:r>
+            <w:r>
+              <w:rPr>
+                <w:color w:val="0070C0"/>
+              </w:rPr>
+              <w:fldChar w:fldCharType="end"/>
+            </w:r>
+          </w:p>
+          <w:p>
+            <w:pPr>
+              <w:pStyle w:val="FormFont2"/>
+              <w:widowControl w:val="0"/>
+              <w:rPr>
+                <w:noProof/>
+                <w:color w:val="0070C0"/>
+              </w:rPr>
+            </w:pPr>
+            <w:r>
+              <w:rPr>
+                <w:color w:val="0070C0"/>
+              </w:rPr>
+              <w:fldChar w:fldCharType="begin"/>
+            </w:r>
+            <w:r>
+              <w:rPr>
+                <w:color w:val="0070C0"/>
+              </w:rPr>
+              <w:instrText xml:space="preserve"> MERGEFIELD  specialist \b "Specialists: " </w:instrText>
             </w:r>
             <w:r>
               <w:rPr>
@@ -2628,13 +2818,14 @@
                 <w:noProof/>
                 <w:color w:val="0070C0"/>
               </w:rPr>
-              <w:t>Penile abscess, urethra collection. Colitis - bowels - pain yes...kidney stones blasted, Gall bladder (ABs only) Stroke Right sided weakness. COPD, some heart enlargement - not being treated medically.</w:t>
-            </w:r>
-            <w:r>
-              <w:rPr>
-                <w:color w:val="0070C0"/>
-              </w:rPr>
-              <w:fldChar w:fldCharType="end"/>
+              <w:t xml:space="preserve">Specialists: </w:t>
+            </w:r>
+            <w:r>
+              <w:rPr>
+                <w:noProof/>
+                <w:color w:val="0070C0"/>
+              </w:rPr>
+              <w:t xml:space="preserve">Dr Weerasena - Consultant Oncologist  </w:t>
             </w:r>
           </w:p>
           <w:p>
@@ -2642,278 +2833,29 @@
               <w:pStyle w:val="FormFont2"/>
               <w:widowControl w:val="0"/>
               <w:rPr>
-                <w:color w:val="0070C0"/>
-              </w:rPr>
-            </w:pPr>
-            <w:r>
-              <w:rPr>
-                <w:color w:val="0070C0"/>
-              </w:rPr>
-              <w:t xml:space="preserve">Vaccinations: </w:t>
-            </w:r>
-            <w:r>
-              <w:rPr>
-                <w:color w:val="0070C0"/>
-              </w:rPr>
-              <w:fldChar w:fldCharType="begin"/>
-            </w:r>
-            <w:r>
-              <w:rPr>
-                <w:color w:val="0070C0"/>
-              </w:rPr>
-              <w:instrText xml:space="preserve"> MERGEFIELD covidStatus </w:instrText>
-            </w:r>
-            <w:r>
-              <w:rPr>
-                <w:color w:val="0070C0"/>
-              </w:rPr>
-              <w:fldChar w:fldCharType="separate"/>
-            </w:r>
-            <w:r>
-              <w:rPr>
                 <w:noProof/>
                 <w:color w:val="0070C0"/>
               </w:rPr>
-              <w:t>Covid status , Current</w:t>
-            </w:r>
-            <w:r>
-              <w:rPr>
-                <w:color w:val="0070C0"/>
-              </w:rPr>
-              <w:fldChar w:fldCharType="end"/>
-            </w:r>
-            <w:r>
-              <w:rPr>
-                <w:color w:val="0070C0"/>
-              </w:rPr>
-              <w:t>;</w:t>
-            </w:r>
-            <w:r>
-              <w:rPr>
-                <w:color w:val="0070C0"/>
-              </w:rPr>
-              <w:t xml:space="preserve"> </w:t>
-            </w:r>
-            <w:r>
-              <w:rPr>
-                <w:color w:val="0070C0"/>
-              </w:rPr>
-              <w:fldChar w:fldCharType="begin"/>
-            </w:r>
-            <w:r>
-              <w:rPr>
-                <w:color w:val="0070C0"/>
-              </w:rPr>
-              <w:instrText xml:space="preserve"> MERGEFIELD "fluVaxStatus" </w:instrText>
-            </w:r>
-            <w:r>
-              <w:rPr>
-                <w:color w:val="0070C0"/>
-              </w:rPr>
-              <w:fldChar w:fldCharType="separate"/>
-            </w:r>
+            </w:pPr>
             <w:r>
               <w:rPr>
                 <w:noProof/>
                 <w:color w:val="0070C0"/>
               </w:rPr>
-              <w:t>Flu vaccine status , Current</w:t>
-            </w:r>
-            <w:r>
-              <w:rPr>
-                <w:color w:val="0070C0"/>
-              </w:rPr>
-              <w:fldChar w:fldCharType="end"/>
-            </w:r>
-            <w:r>
-              <w:rPr>
-                <w:color w:val="0070C0"/>
-              </w:rPr>
-              <w:t>;</w:t>
-            </w:r>
-            <w:r>
-              <w:rPr>
-                <w:color w:val="0070C0"/>
-              </w:rPr>
-              <w:t xml:space="preserve"> </w:t>
-            </w:r>
-            <w:r>
-              <w:rPr>
-                <w:color w:val="0070C0"/>
-              </w:rPr>
-              <w:fldChar w:fldCharType="begin"/>
-            </w:r>
-            <w:r>
-              <w:rPr>
-                <w:color w:val="0070C0"/>
-              </w:rPr>
-              <w:instrText xml:space="preserve"> MERGEFIELD "shinglesVaxStatus" </w:instrText>
-            </w:r>
-            <w:r>
-              <w:rPr>
-                <w:color w:val="0070C0"/>
-              </w:rPr>
-              <w:fldChar w:fldCharType="separate"/>
-            </w:r>
+              <w:t>Counselling via GP Management Plan</w:t>
+            </w:r>
+          </w:p>
+          <w:p>
+            <w:pPr>
+              <w:pStyle w:val="FormFont2"/>
+              <w:widowControl w:val="0"/>
+            </w:pPr>
             <w:r>
               <w:rPr>
                 <w:noProof/>
                 <w:color w:val="0070C0"/>
               </w:rPr>
-              <w:t>Shingles vaccine status , Current</w:t>
-            </w:r>
-            <w:r>
-              <w:rPr>
-                <w:color w:val="0070C0"/>
-              </w:rPr>
-              <w:fldChar w:fldCharType="end"/>
-            </w:r>
-            <w:r>
-              <w:rPr>
-                <w:color w:val="0070C0"/>
-              </w:rPr>
-              <w:t>;</w:t>
-            </w:r>
-            <w:r>
-              <w:rPr>
-                <w:color w:val="0070C0"/>
-              </w:rPr>
-              <w:t xml:space="preserve"> </w:t>
-            </w:r>
-            <w:r>
-              <w:rPr>
-                <w:color w:val="0070C0"/>
-              </w:rPr>
-              <w:fldChar w:fldCharType="begin"/>
-            </w:r>
-            <w:r>
-              <w:rPr>
-                <w:color w:val="0070C0"/>
-              </w:rPr>
-              <w:instrText xml:space="preserve"> MERGEFIELD "pneumovaxStatus" </w:instrText>
-            </w:r>
-            <w:r>
-              <w:rPr>
-                <w:color w:val="0070C0"/>
-              </w:rPr>
-              <w:fldChar w:fldCharType="separate"/>
-            </w:r>
-            <w:r>
-              <w:rPr>
-                <w:noProof/>
-                <w:color w:val="0070C0"/>
-              </w:rPr>
-              <w:t>Pnuemovax status , Current</w:t>
-            </w:r>
-            <w:r>
-              <w:rPr>
-                <w:color w:val="0070C0"/>
-              </w:rPr>
-              <w:fldChar w:fldCharType="end"/>
-            </w:r>
-            <w:r>
-              <w:rPr>
-                <w:color w:val="0070C0"/>
-              </w:rPr>
-              <w:t>:</w:t>
-            </w:r>
-            <w:r>
-              <w:rPr>
-                <w:color w:val="0070C0"/>
-              </w:rPr>
-              <w:t xml:space="preserve"> </w:t>
-            </w:r>
-            <w:r>
-              <w:rPr>
-                <w:color w:val="0070C0"/>
-              </w:rPr>
-              <w:fldChar w:fldCharType="begin"/>
-            </w:r>
-            <w:r>
-              <w:rPr>
-                <w:color w:val="0070C0"/>
-              </w:rPr>
-              <w:instrText xml:space="preserve"> MERGEFIELD "tetnusStatus" </w:instrText>
-            </w:r>
-            <w:r>
-              <w:rPr>
-                <w:color w:val="0070C0"/>
-              </w:rPr>
-              <w:fldChar w:fldCharType="separate"/>
-            </w:r>
-            <w:r>
-              <w:rPr>
-                <w:noProof/>
-                <w:color w:val="0070C0"/>
-              </w:rPr>
-              <w:t>Tetnus vaccine status , Other</w:t>
-            </w:r>
-            <w:r>
-              <w:rPr>
-                <w:color w:val="0070C0"/>
-              </w:rPr>
-              <w:fldChar w:fldCharType="end"/>
-            </w:r>
-            <w:r>
-              <w:rPr>
-                <w:color w:val="0070C0"/>
-              </w:rPr>
-              <w:t>;</w:t>
-            </w:r>
-            <w:r>
-              <w:rPr>
-                <w:color w:val="0070C0"/>
-              </w:rPr>
-              <w:t xml:space="preserve"> </w:t>
-            </w:r>
-            <w:r>
-              <w:rPr>
-                <w:color w:val="0070C0"/>
-              </w:rPr>
-              <w:fldChar w:fldCharType="begin"/>
-            </w:r>
-            <w:r>
-              <w:rPr>
-                <w:color w:val="0070C0"/>
-              </w:rPr>
-              <w:instrText xml:space="preserve"> MERGEFIELD "vaccineComments" </w:instrText>
-            </w:r>
-            <w:r>
-              <w:rPr>
-                <w:color w:val="0070C0"/>
-              </w:rPr>
-              <w:fldChar w:fldCharType="separate"/>
-            </w:r>
-            <w:r>
-              <w:rPr>
-                <w:noProof/>
-                <w:color w:val="0070C0"/>
-              </w:rPr>
-              <w:t>As reported by Peter.  He was unsure about tetanus status and stated he would follow up with his GP.</w:t>
-            </w:r>
-            <w:r>
-              <w:rPr>
-                <w:color w:val="0070C0"/>
-              </w:rPr>
-              <w:fldChar w:fldCharType="end"/>
-            </w:r>
-          </w:p>
-          <w:p>
-            <w:pPr>
-              <w:pStyle w:val="FormFont2"/>
-              <w:widowControl w:val="0"/>
-            </w:pPr>
-            <w:r>
-              <w:rPr>
-                <w:color w:val="0070C0"/>
-              </w:rPr>
-              <w:fldChar w:fldCharType="begin"/>
-            </w:r>
-            <w:r>
-              <w:rPr>
-                <w:color w:val="0070C0"/>
-              </w:rPr>
-              <w:instrText xml:space="preserve"> MERGEFIELD  specialist \b "Specialists: " </w:instrText>
+              <w:t>Dr Sarah Dunlop- Outpatient Palliative Care</w:t>
             </w:r>
             <w:r>
               <w:rPr>
@@ -2983,19 +2925,6 @@
               <w:rPr>
                 <w:color w:val="0070C0"/>
               </w:rPr>
-              <w:fldChar w:fldCharType="separate"/>
-            </w:r>
-            <w:r>
-              <w:rPr>
-                <w:noProof/>
-                <w:color w:val="0070C0"/>
-              </w:rPr>
-              <w:t>Fractured femur 4 times, three surgeries (Right leg pinned), hemorrhoidectomy multiple, tendon transfers hands</w:t>
-            </w:r>
-            <w:r>
-              <w:rPr>
-                <w:color w:val="0070C0"/>
-              </w:rPr>
               <w:fldChar w:fldCharType="end"/>
             </w:r>
           </w:p>
@@ -3067,7 +2996,7 @@
                 <w:noProof/>
                 <w:color w:val="0070C0"/>
               </w:rPr>
-              <w:t>Multiple hospitalizations in 2024 - multiple UTI, "collection cells" in pelvis, cholecystitis, sepsis.</w:t>
+              <w:t>Due for surgery at FSH 29/8 - removal of pancreatic cancer.</w:t>
             </w:r>
             <w:r>
               <w:rPr>
@@ -3136,19 +3065,6 @@
               <w:rPr>
                 <w:color w:val="0070C0"/>
               </w:rPr>
-              <w:fldChar w:fldCharType="separate"/>
-            </w:r>
-            <w:r>
-              <w:rPr>
-                <w:noProof/>
-                <w:color w:val="0070C0"/>
-              </w:rPr>
-              <w:t>Peter requires support to keep up to date with his medical appointments and health screening.  He requires support to access the community via wheelchair taxi to attend appointments</w:t>
-            </w:r>
-            <w:r>
-              <w:rPr>
-                <w:color w:val="0070C0"/>
-              </w:rPr>
               <w:fldChar w:fldCharType="end"/>
             </w:r>
           </w:p>
@@ -3204,19 +3120,6 @@
                 <w:color w:val="0070C0"/>
               </w:rPr>
               <w:instrText xml:space="preserve"> MERGEFIELD medicalNeedsActions </w:instrText>
-            </w:r>
-            <w:r>
-              <w:rPr>
-                <w:color w:val="0070C0"/>
-              </w:rPr>
-              <w:fldChar w:fldCharType="separate"/>
-            </w:r>
-            <w:r>
-              <w:rPr>
-                <w:noProof/>
-                <w:color w:val="0070C0"/>
-              </w:rPr>
-              <w:t>Peter is supported by his sister to facilitate medical and health appointments and he has NDIS supports to access the community.</w:t>
             </w:r>
             <w:r>
               <w:rPr>
@@ -3358,6 +3261,7 @@
               <w:pStyle w:val="FormFont2"/>
               <w:widowControl w:val="0"/>
               <w:rPr>
+                <w:noProof/>
                 <w:color w:val="0070C0"/>
               </w:rPr>
             </w:pPr>
@@ -3384,7 +3288,23 @@
                 <w:noProof/>
                 <w:color w:val="0070C0"/>
               </w:rPr>
-              <w:t>NKA</w:t>
+              <w:t>Tapentadol- ineffective</w:t>
+            </w:r>
+          </w:p>
+          <w:p>
+            <w:pPr>
+              <w:pStyle w:val="FormFont2"/>
+              <w:widowControl w:val="0"/>
+              <w:rPr>
+                <w:color w:val="0070C0"/>
+              </w:rPr>
+            </w:pPr>
+            <w:r>
+              <w:rPr>
+                <w:noProof/>
+                <w:color w:val="0070C0"/>
+              </w:rPr>
+              <w:t>Tramadol- hallucinations</w:t>
             </w:r>
             <w:r>
               <w:rPr>
@@ -3428,7 +3348,7 @@
                 <w:noProof/>
                 <w:color w:val="0070C0"/>
               </w:rPr>
-              <w:t>NKA</w:t>
+              <w:t>Peppermint trees - pollen allergy</w:t>
             </w:r>
             <w:r>
               <w:rPr>
@@ -3960,7 +3880,7 @@
                 <w:sz w:val="20"/>
                 <w:szCs w:val="20"/>
               </w:rPr>
-              <w:t>Wound assessment required</w:t>
+              <w:t>No wounds</w:t>
             </w:r>
             <w:r>
               <w:rPr>
@@ -3970,117 +3890,6 @@
                 <w:szCs w:val="20"/>
               </w:rPr>
               <w:fldChar w:fldCharType="end"/>
-            </w:r>
-          </w:p>
-          <w:p>
-            <w:pPr>
-              <w:pStyle w:val="FormHeading1"/>
-              <w:widowControl w:val="0"/>
-              <w:rPr>
-                <w:noProof/>
-                <w:color w:val="0070C0"/>
-                <w:sz w:val="20"/>
-                <w:szCs w:val="20"/>
-              </w:rPr>
-            </w:pPr>
-            <w:r>
-              <w:rPr>
-                <w:b w:val="0"/>
-                <w:color w:val="0070C0"/>
-                <w:sz w:val="20"/>
-                <w:szCs w:val="20"/>
-              </w:rPr>
-              <w:fldChar w:fldCharType="begin"/>
-            </w:r>
-            <w:r>
-              <w:rPr>
-                <w:b w:val="0"/>
-                <w:color w:val="0070C0"/>
-                <w:sz w:val="20"/>
-                <w:szCs w:val="20"/>
-              </w:rPr>
-              <w:instrText xml:space="preserve"> MERGEFIELD "skinIntegrity" </w:instrText>
-            </w:r>
-            <w:r>
-              <w:rPr>
-                <w:b w:val="0"/>
-                <w:color w:val="0070C0"/>
-                <w:sz w:val="20"/>
-                <w:szCs w:val="20"/>
-              </w:rPr>
-              <w:fldChar w:fldCharType="separate"/>
-            </w:r>
-            <w:r>
-              <w:rPr>
-                <w:noProof/>
-                <w:color w:val="0070C0"/>
-                <w:sz w:val="20"/>
-                <w:szCs w:val="20"/>
-              </w:rPr>
-              <w:t>Existing wound management plan: Right thigh slow to heal wound since November 2022 Current strategies: Pete relies on nursing services to attend wound care.  He is having regular reviews through FSH plastics clinic and wound care is currently overseen by them</w:t>
-            </w:r>
-          </w:p>
-          <w:p>
-            <w:pPr>
-              <w:pStyle w:val="FormHeading1"/>
-              <w:widowControl w:val="0"/>
-              <w:rPr>
-                <w:noProof/>
-                <w:color w:val="0070C0"/>
-                <w:sz w:val="20"/>
-                <w:szCs w:val="20"/>
-              </w:rPr>
-            </w:pPr>
-            <w:r>
-              <w:rPr>
-                <w:noProof/>
-                <w:color w:val="0070C0"/>
-                <w:sz w:val="20"/>
-                <w:szCs w:val="20"/>
-              </w:rPr>
-              <w:t xml:space="preserve">Pete reports he regularly repositions himself in his chair and bed. </w:t>
-            </w:r>
-          </w:p>
-          <w:p>
-            <w:pPr>
-              <w:pStyle w:val="FormHeading1"/>
-              <w:widowControl w:val="0"/>
-              <w:rPr>
-                <w:noProof/>
-                <w:color w:val="0070C0"/>
-                <w:sz w:val="20"/>
-                <w:szCs w:val="20"/>
-              </w:rPr>
-            </w:pPr>
-            <w:r>
-              <w:rPr>
-                <w:noProof/>
-                <w:color w:val="0070C0"/>
-                <w:sz w:val="20"/>
-                <w:szCs w:val="20"/>
-              </w:rPr>
-              <w:t xml:space="preserve">Support workers assist with this during services. </w:t>
-            </w:r>
-          </w:p>
-          <w:p>
-            <w:pPr>
-              <w:pStyle w:val="FormHeading1"/>
-              <w:widowControl w:val="0"/>
-              <w:rPr>
-                <w:noProof/>
-                <w:color w:val="0070C0"/>
-                <w:sz w:val="20"/>
-                <w:szCs w:val="20"/>
-              </w:rPr>
-            </w:pPr>
-            <w:r>
-              <w:rPr>
-                <w:noProof/>
-                <w:color w:val="0070C0"/>
-                <w:sz w:val="20"/>
-                <w:szCs w:val="20"/>
-              </w:rPr>
-              <w:t xml:space="preserve">Support workers assist Peter to moniter skin condition and report changes. </w:t>
             </w:r>
           </w:p>
           <w:p>
@@ -4089,6 +3898,64 @@
               <w:keepNext w:val="0"/>
               <w:widowControl w:val="0"/>
               <w:rPr>
+                <w:b w:val="0"/>
+                <w:color w:val="0070C0"/>
+                <w:sz w:val="20"/>
+                <w:szCs w:val="20"/>
+              </w:rPr>
+            </w:pPr>
+            <w:r>
+              <w:rPr>
+                <w:b w:val="0"/>
+                <w:color w:val="0070C0"/>
+                <w:sz w:val="20"/>
+                <w:szCs w:val="20"/>
+              </w:rPr>
+              <w:fldChar w:fldCharType="begin"/>
+            </w:r>
+            <w:r>
+              <w:rPr>
+                <w:b w:val="0"/>
+                <w:color w:val="0070C0"/>
+                <w:sz w:val="20"/>
+                <w:szCs w:val="20"/>
+              </w:rPr>
+              <w:instrText xml:space="preserve"> MERGEFIELD "skinIntegrity" </w:instrText>
+            </w:r>
+            <w:r>
+              <w:rPr>
+                <w:b w:val="0"/>
+                <w:color w:val="0070C0"/>
+                <w:sz w:val="20"/>
+                <w:szCs w:val="20"/>
+              </w:rPr>
+              <w:fldChar w:fldCharType="separate"/>
+            </w:r>
+            <w:r>
+              <w:rPr>
+                <w:noProof/>
+                <w:color w:val="0070C0"/>
+                <w:sz w:val="20"/>
+                <w:szCs w:val="20"/>
+              </w:rPr>
+              <w:t xml:space="preserve">David reports since his chemo treatment he has experienced itchy skin which tears easily. </w:t>
+            </w:r>
+            <w:r>
+              <w:rPr>
+                <w:b w:val="0"/>
+                <w:color w:val="0070C0"/>
+                <w:sz w:val="20"/>
+                <w:szCs w:val="20"/>
+              </w:rPr>
+              <w:fldChar w:fldCharType="end"/>
+            </w:r>
+          </w:p>
+          <w:p>
+            <w:pPr>
+              <w:pStyle w:val="FormHeading1"/>
+              <w:keepNext w:val="0"/>
+              <w:widowControl w:val="0"/>
+              <w:rPr>
                 <w:color w:val="auto"/>
                 <w:sz w:val="20"/>
                 <w:szCs w:val="20"/>
@@ -4096,12 +3963,49 @@
             </w:pPr>
             <w:r>
               <w:rPr>
+                <w:b w:val="0"/>
+                <w:color w:val="0070C0"/>
+                <w:sz w:val="20"/>
+                <w:szCs w:val="20"/>
+              </w:rPr>
+              <w:fldChar w:fldCharType="begin"/>
+            </w:r>
+            <w:r>
+              <w:rPr>
+                <w:b w:val="0"/>
+                <w:color w:val="0070C0"/>
+                <w:sz w:val="20"/>
+                <w:szCs w:val="20"/>
+              </w:rPr>
+              <w:instrText xml:space="preserve"> MERGEFIELD  bradenScale \b "Braden Scale: " </w:instrText>
+            </w:r>
+            <w:r>
+              <w:rPr>
+                <w:b w:val="0"/>
+                <w:color w:val="0070C0"/>
+                <w:sz w:val="20"/>
+                <w:szCs w:val="20"/>
+              </w:rPr>
+              <w:fldChar w:fldCharType="separate"/>
+            </w:r>
+            <w:r>
+              <w:rPr>
+                <w:b w:val="0"/>
                 <w:noProof/>
                 <w:color w:val="0070C0"/>
                 <w:sz w:val="20"/>
                 <w:szCs w:val="20"/>
               </w:rPr>
-              <w:t xml:space="preserve">Peter has OT services through NDIS who assess and recommend/facilitate the purchase of equipment which is currently funded under NDIS.  Current and up to date. Last review in July 2024. Peter utilises a RoHo cushion on his wheel chair and has a curcell combination foam, air cell mattress in place as prescribed by his OT.  Peter has not had any new pressure injuries in the last 12 months. </w:t>
+              <w:t xml:space="preserve">Braden Scale: </w:t>
+            </w:r>
+            <w:r>
+              <w:rPr>
+                <w:noProof/>
+                <w:color w:val="0070C0"/>
+                <w:sz w:val="20"/>
+                <w:szCs w:val="20"/>
+              </w:rPr>
+              <w:t>Moisture :  Constantly moist - 1, SCORE :  No risk greater than 18</w:t>
             </w:r>
             <w:r>
               <w:rPr>
@@ -4185,24 +4089,6 @@
                 <w:szCs w:val="20"/>
               </w:rPr>
               <w:instrText xml:space="preserve"> MERGEFIELD "skinActions" </w:instrText>
-            </w:r>
-            <w:r>
-              <w:rPr>
-                <w:b w:val="0"/>
-                <w:color w:val="0070C0"/>
-                <w:sz w:val="20"/>
-                <w:szCs w:val="20"/>
-              </w:rPr>
-              <w:fldChar w:fldCharType="separate"/>
-            </w:r>
-            <w:r>
-              <w:rPr>
-                <w:noProof/>
-                <w:color w:val="0070C0"/>
-                <w:sz w:val="20"/>
-                <w:szCs w:val="20"/>
-              </w:rPr>
-              <w:t>Peter requires equipment to prevent pressure injury.  Wound care as per support plan for chronic wounds. Ongoing monitoring of skin as per support plan</w:t>
             </w:r>
             <w:r>
               <w:rPr>
@@ -4959,10 +4845,6 @@
             <w:pPr>
               <w:pStyle w:val="FormFont2"/>
               <w:widowControl w:val="0"/>
-              <w:rPr>
-                <w:noProof/>
-                <w:color w:val="0070C0"/>
-              </w:rPr>
             </w:pPr>
             <w:r>
               <w:rPr>
@@ -4975,39 +4857,6 @@
                 <w:color w:val="0070C0"/>
               </w:rPr>
               <w:instrText xml:space="preserve"> MERGEFIELD  medicationList \b "Medication list: " </w:instrText>
-            </w:r>
-            <w:r>
-              <w:rPr>
-                <w:color w:val="0070C0"/>
-              </w:rPr>
-              <w:fldChar w:fldCharType="separate"/>
-            </w:r>
-            <w:r>
-              <w:rPr>
-                <w:noProof/>
-                <w:color w:val="0070C0"/>
-              </w:rPr>
-              <w:t xml:space="preserve">Medication list: </w:t>
-            </w:r>
-            <w:r>
-              <w:rPr>
-                <w:noProof/>
-                <w:color w:val="0070C0"/>
-              </w:rPr>
-              <w:t xml:space="preserve">Macrogol one sachet mane, Methenamine Hippurate 1g TDS, Microlax enema 1 on alternate days, Pantoprazole 20mg BD, Paracetamol 1g QID, Pizotifen 1mg daily, Pregablin 300mg BD, Bisacodyl suppository 2 on alternating days (with Microlax), Colecalciferol 25mg daily, Denosumab 60mg/ml prefilled every six months, Docusate 50mg/Senna 8mg 2 TDS, Furosemide 40mg 1 manre, GTN spray400mc PRN, Loratadine 10mg PRN, Salbutamol inhaler PRN, Spironolactone 25mg mane, Sumatriptan 50mg PRN, Tapentadol 100mgMR BD, Tapentadol 50mg PRN, </w:t>
-            </w:r>
-          </w:p>
-          <w:p>
-            <w:pPr>
-              <w:pStyle w:val="FormFont2"/>
-              <w:widowControl w:val="0"/>
-            </w:pPr>
-            <w:r>
-              <w:rPr>
-                <w:noProof/>
-                <w:color w:val="0070C0"/>
-              </w:rPr>
-              <w:t>(furosemide reduced recently post hospital)</w:t>
             </w:r>
             <w:r>
               <w:rPr>
@@ -5065,7 +4914,7 @@
                 <w:noProof/>
                 <w:color w:val="0070C0"/>
               </w:rPr>
-              <w:t>vaping 2-3 times day thc. not using tapentadol.</w:t>
+              <w:t>Strong pain medications</w:t>
             </w:r>
             <w:r>
               <w:rPr>
@@ -5509,7 +5358,7 @@
                 <w:noProof/>
                 <w:color w:val="0070C0"/>
               </w:rPr>
-              <w:t>Allergies: NKA, Pharmacy: 0, Current strategies: Peter has had recent hospitalisation where his medications have been reviewed by the clinical team. HE has also since been seen by his GP.  Peter manages and administers his own medication.  He is aware of his care needs and can communicate these.  Peter is aware of what medications are in his webster pack and what they are for and when to take them.</w:t>
+              <w:t>Please refer to current GP health summary for medications. David reports he is managing his medications using a dosette type system he completes himself. Taking regular morphine based medications. Recommend webster pack which David will consider. David may need some clinical support to monitor him with strong pain medications as he is reporting feeling fuzzy from treatments and pain meds. ACAT</w:t>
             </w:r>
             <w:r>
               <w:rPr>
@@ -5691,6 +5540,7 @@
                 <w:sz w:val="20"/>
                 <w:szCs w:val="20"/>
               </w:rPr>
+              <w:lastRenderedPageBreak/>
               <w:t>Clinical Measurements</w:t>
             </w:r>
           </w:p>
@@ -6398,26 +6248,6 @@
                 <w:sz w:val="20"/>
                 <w:szCs w:val="20"/>
               </w:rPr>
-              <w:fldChar w:fldCharType="separate"/>
-            </w:r>
-            <w:r>
-              <w:rPr>
-                <w:rFonts w:ascii="Segoe UI Symbol" w:eastAsia="MS Gothic" w:hAnsi="Segoe UI Symbol" w:cs="Segoe UI Symbol"/>
-                <w:noProof/>
-                <w:color w:val="000000" w:themeColor="text1"/>
-                <w:sz w:val="20"/>
-                <w:szCs w:val="20"/>
-              </w:rPr>
-              <w:t>GP referral , NA</w:t>
-            </w:r>
-            <w:r>
-              <w:rPr>
-                <w:rFonts w:ascii="Segoe UI Symbol" w:eastAsia="MS Gothic" w:hAnsi="Segoe UI Symbol" w:cs="Segoe UI Symbol"/>
-                <w:b w:val="0"/>
-                <w:color w:val="000000" w:themeColor="text1"/>
-                <w:sz w:val="20"/>
-                <w:szCs w:val="20"/>
-              </w:rPr>
               <w:fldChar w:fldCharType="end"/>
             </w:r>
           </w:p>
@@ -7595,683 +7425,824 @@
                 <w:b w:val="0"/>
                 <w:color w:val="0070C0"/>
               </w:rPr>
+              <w:fldChar w:fldCharType="begin"/>
+            </w:r>
+            <w:r>
+              <w:rPr>
+                <w:rFonts w:ascii="Arial" w:hAnsi="Arial"/>
+                <w:b w:val="0"/>
+                <w:color w:val="0070C0"/>
+              </w:rPr>
+              <w:instrText xml:space="preserve"> MERGEFIELD "pressureInjury" </w:instrText>
+            </w:r>
+            <w:r>
+              <w:rPr>
+                <w:rFonts w:ascii="Arial" w:hAnsi="Arial"/>
+                <w:b w:val="0"/>
+                <w:color w:val="0070C0"/>
+              </w:rPr>
+              <w:fldChar w:fldCharType="separate"/>
+            </w:r>
+            <w:r>
+              <w:rPr>
+                <w:rFonts w:ascii="Arial" w:hAnsi="Arial"/>
+                <w:noProof/>
+                <w:color w:val="0070C0"/>
+              </w:rPr>
+              <w:t>David is mobile, continent low risk pressure injury.</w:t>
+            </w:r>
+            <w:r>
+              <w:rPr>
+                <w:rFonts w:ascii="Arial" w:hAnsi="Arial"/>
+                <w:b w:val="0"/>
+                <w:color w:val="0070C0"/>
+              </w:rPr>
+              <w:fldChar w:fldCharType="end"/>
+            </w:r>
+          </w:p>
+          <w:p>
+            <w:pPr>
+              <w:pStyle w:val="FormHeading3"/>
+              <w:widowControl w:val="0"/>
+              <w:rPr>
+                <w:rFonts w:ascii="Arial" w:hAnsi="Arial"/>
+                <w:b w:val="0"/>
+                <w:color w:val="0070C0"/>
+              </w:rPr>
+            </w:pPr>
+            <w:r>
+              <w:rPr>
+                <w:rFonts w:ascii="Arial" w:hAnsi="Arial"/>
+                <w:b w:val="0"/>
+                <w:color w:val="0070C0"/>
+              </w:rPr>
+              <w:fldChar w:fldCharType="begin"/>
+            </w:r>
+            <w:r>
+              <w:rPr>
+                <w:rFonts w:ascii="Arial" w:hAnsi="Arial"/>
+                <w:b w:val="0"/>
+                <w:color w:val="0070C0"/>
+              </w:rPr>
+              <w:instrText xml:space="preserve"> MERGEFIELD  painScale \b "Pain scale: " </w:instrText>
+            </w:r>
+            <w:r>
+              <w:rPr>
+                <w:rFonts w:ascii="Arial" w:hAnsi="Arial"/>
+                <w:b w:val="0"/>
+                <w:color w:val="0070C0"/>
+              </w:rPr>
+              <w:fldChar w:fldCharType="separate"/>
+            </w:r>
+            <w:r>
+              <w:rPr>
+                <w:rFonts w:ascii="Arial" w:hAnsi="Arial"/>
+                <w:b w:val="0"/>
+                <w:noProof/>
+                <w:color w:val="0070C0"/>
+              </w:rPr>
+              <w:t xml:space="preserve">Pain scale: </w:t>
+            </w:r>
+            <w:r>
+              <w:rPr>
+                <w:rFonts w:ascii="Arial" w:hAnsi="Arial"/>
+                <w:noProof/>
+                <w:color w:val="0070C0"/>
+              </w:rPr>
+              <w:t>2 Tolerable (but does prevent some activities)</w:t>
+            </w:r>
+            <w:r>
+              <w:rPr>
+                <w:rFonts w:ascii="Arial" w:hAnsi="Arial"/>
+                <w:b w:val="0"/>
+                <w:color w:val="0070C0"/>
+              </w:rPr>
+              <w:fldChar w:fldCharType="end"/>
+            </w:r>
+            <w:r>
+              <w:rPr>
+                <w:rFonts w:ascii="Arial" w:hAnsi="Arial"/>
+                <w:b w:val="0"/>
+                <w:color w:val="0070C0"/>
+              </w:rPr>
+              <w:t xml:space="preserve">  </w:t>
+            </w:r>
+          </w:p>
+          <w:p>
+            <w:pPr>
+              <w:pStyle w:val="FormHeading3"/>
+              <w:widowControl w:val="0"/>
+              <w:rPr>
+                <w:rFonts w:ascii="Arial" w:hAnsi="Arial"/>
+                <w:b w:val="0"/>
+                <w:color w:val="0070C0"/>
+              </w:rPr>
+            </w:pPr>
+            <w:r>
+              <w:rPr>
+                <w:rFonts w:ascii="Arial" w:hAnsi="Arial"/>
+                <w:b w:val="0"/>
+                <w:color w:val="0070C0"/>
+              </w:rPr>
+              <w:fldChar w:fldCharType="begin"/>
+            </w:r>
+            <w:r>
+              <w:rPr>
+                <w:rFonts w:ascii="Arial" w:hAnsi="Arial"/>
+                <w:b w:val="0"/>
+                <w:color w:val="0070C0"/>
+              </w:rPr>
+              <w:instrText xml:space="preserve"> MERGEFIELD  painLocation \b "Pain location: " </w:instrText>
+            </w:r>
+            <w:r>
+              <w:rPr>
+                <w:rFonts w:ascii="Arial" w:hAnsi="Arial"/>
+                <w:b w:val="0"/>
+                <w:color w:val="0070C0"/>
+              </w:rPr>
+              <w:fldChar w:fldCharType="end"/>
+            </w:r>
+          </w:p>
+          <w:p>
+            <w:pPr>
+              <w:pStyle w:val="FormHeading3"/>
+              <w:widowControl w:val="0"/>
+              <w:rPr>
+                <w:rFonts w:ascii="Arial" w:hAnsi="Arial"/>
+                <w:b w:val="0"/>
+                <w:color w:val="0070C0"/>
+              </w:rPr>
+            </w:pPr>
+            <w:r>
+              <w:rPr>
+                <w:rFonts w:ascii="Arial" w:hAnsi="Arial"/>
+                <w:b w:val="0"/>
+                <w:color w:val="0070C0"/>
+              </w:rPr>
+              <w:fldChar w:fldCharType="begin"/>
+            </w:r>
+            <w:r>
+              <w:rPr>
+                <w:rFonts w:ascii="Arial" w:hAnsi="Arial"/>
+                <w:b w:val="0"/>
+                <w:color w:val="0070C0"/>
+              </w:rPr>
+              <w:instrText xml:space="preserve"> MERGEFIELD  painFutherAssessment \b "Pain further assessment: " </w:instrText>
+            </w:r>
+            <w:r>
+              <w:rPr>
+                <w:rFonts w:ascii="Arial" w:hAnsi="Arial"/>
+                <w:b w:val="0"/>
+                <w:color w:val="0070C0"/>
+              </w:rPr>
+              <w:fldChar w:fldCharType="separate"/>
+            </w:r>
+            <w:r>
+              <w:rPr>
+                <w:rFonts w:ascii="Arial" w:hAnsi="Arial"/>
+                <w:b w:val="0"/>
+                <w:noProof/>
+                <w:color w:val="0070C0"/>
+              </w:rPr>
+              <w:t xml:space="preserve">Pain further assessment: </w:t>
+            </w:r>
+            <w:r>
+              <w:rPr>
+                <w:rFonts w:ascii="Arial" w:hAnsi="Arial"/>
+                <w:noProof/>
+                <w:color w:val="0070C0"/>
+              </w:rPr>
+              <w:t>Further pain assessment required</w:t>
+            </w:r>
+            <w:r>
+              <w:rPr>
+                <w:rFonts w:ascii="Arial" w:hAnsi="Arial"/>
+                <w:b w:val="0"/>
+                <w:color w:val="0070C0"/>
+              </w:rPr>
+              <w:fldChar w:fldCharType="end"/>
+            </w:r>
+          </w:p>
+          <w:p>
+            <w:pPr>
+              <w:pStyle w:val="FormHeading3"/>
+              <w:widowControl w:val="0"/>
+              <w:rPr>
+                <w:rFonts w:ascii="Arial" w:hAnsi="Arial"/>
+                <w:b w:val="0"/>
+                <w:color w:val="0070C0"/>
+              </w:rPr>
+            </w:pPr>
+            <w:r>
+              <w:rPr>
+                <w:rFonts w:ascii="Arial" w:hAnsi="Arial"/>
+                <w:b w:val="0"/>
+                <w:color w:val="0070C0"/>
+              </w:rPr>
+              <w:fldChar w:fldCharType="begin"/>
+            </w:r>
+            <w:r>
+              <w:rPr>
+                <w:rFonts w:ascii="Arial" w:hAnsi="Arial"/>
+                <w:b w:val="0"/>
+                <w:color w:val="0070C0"/>
+              </w:rPr>
+              <w:instrText xml:space="preserve"> MERGEFIELD  painOther \b "PAin other: " </w:instrText>
+            </w:r>
+            <w:r>
+              <w:rPr>
+                <w:rFonts w:ascii="Arial" w:hAnsi="Arial"/>
+                <w:b w:val="0"/>
+                <w:color w:val="0070C0"/>
+              </w:rPr>
+              <w:fldChar w:fldCharType="separate"/>
+            </w:r>
+            <w:r>
+              <w:rPr>
+                <w:rFonts w:ascii="Arial" w:hAnsi="Arial"/>
+                <w:b w:val="0"/>
+                <w:noProof/>
+                <w:color w:val="0070C0"/>
+              </w:rPr>
+              <w:t xml:space="preserve">PAin other: </w:t>
+            </w:r>
+            <w:r>
+              <w:rPr>
+                <w:rFonts w:ascii="Arial" w:hAnsi="Arial"/>
+                <w:noProof/>
+                <w:color w:val="0070C0"/>
+              </w:rPr>
+              <w:t>David has chronic pain from the cancer all the time in his stomach and abdomen. He has stomach cramps that increase when he consumes food. Taking regular morphine based medications. David also experiences nerve pain due to Fibromyalgia. ACAT</w:t>
+            </w:r>
+            <w:r>
+              <w:rPr>
+                <w:rFonts w:ascii="Arial" w:hAnsi="Arial"/>
+                <w:b w:val="0"/>
+                <w:color w:val="0070C0"/>
+              </w:rPr>
+              <w:fldChar w:fldCharType="end"/>
+            </w:r>
+          </w:p>
+          <w:p>
+            <w:pPr>
+              <w:pStyle w:val="FormHeading3"/>
+              <w:widowControl w:val="0"/>
+              <w:rPr>
+                <w:rFonts w:ascii="Arial" w:hAnsi="Arial"/>
+                <w:b w:val="0"/>
+                <w:color w:val="0070C0"/>
+              </w:rPr>
+            </w:pPr>
+            <w:r>
+              <w:rPr>
+                <w:rFonts w:ascii="Arial" w:hAnsi="Arial"/>
+                <w:b w:val="0"/>
+                <w:color w:val="0070C0"/>
+              </w:rPr>
+              <w:fldChar w:fldCharType="begin"/>
+            </w:r>
+            <w:r>
+              <w:rPr>
+                <w:rFonts w:ascii="Arial" w:hAnsi="Arial"/>
+                <w:b w:val="0"/>
+                <w:color w:val="0070C0"/>
+              </w:rPr>
+              <w:instrText xml:space="preserve"> MERGEFIELD  painNeeds \b "Pain needs: " </w:instrText>
+            </w:r>
+            <w:r>
+              <w:rPr>
+                <w:rFonts w:ascii="Arial" w:hAnsi="Arial"/>
+                <w:b w:val="0"/>
+                <w:color w:val="0070C0"/>
+              </w:rPr>
+              <w:fldChar w:fldCharType="end"/>
+            </w:r>
+          </w:p>
+          <w:p>
+            <w:pPr>
+              <w:pStyle w:val="FormHeading3"/>
+              <w:widowControl w:val="0"/>
+              <w:rPr>
+                <w:rFonts w:ascii="Arial" w:hAnsi="Arial"/>
+                <w:b w:val="0"/>
+                <w:color w:val="0070C0"/>
+              </w:rPr>
+            </w:pPr>
+            <w:r>
+              <w:rPr>
+                <w:rFonts w:ascii="Arial" w:hAnsi="Arial"/>
+                <w:b w:val="0"/>
+                <w:color w:val="0070C0"/>
+              </w:rPr>
+              <w:fldChar w:fldCharType="begin"/>
+            </w:r>
+            <w:r>
+              <w:rPr>
+                <w:rFonts w:ascii="Arial" w:hAnsi="Arial"/>
+                <w:b w:val="0"/>
+                <w:color w:val="0070C0"/>
+              </w:rPr>
+              <w:instrText xml:space="preserve"> MERGEFIELD  oral \b "Oral: " </w:instrText>
+            </w:r>
+            <w:r>
+              <w:rPr>
+                <w:rFonts w:ascii="Arial" w:hAnsi="Arial"/>
+                <w:b w:val="0"/>
+                <w:color w:val="0070C0"/>
+              </w:rPr>
+              <w:fldChar w:fldCharType="end"/>
+            </w:r>
+          </w:p>
+          <w:p>
+            <w:pPr>
+              <w:pStyle w:val="FormHeading3"/>
+              <w:widowControl w:val="0"/>
+              <w:rPr>
+                <w:rFonts w:ascii="Arial" w:hAnsi="Arial"/>
+                <w:b w:val="0"/>
+                <w:color w:val="0070C0"/>
+              </w:rPr>
+            </w:pPr>
+            <w:r>
+              <w:rPr>
+                <w:rFonts w:ascii="Arial" w:hAnsi="Arial"/>
+                <w:b w:val="0"/>
+                <w:color w:val="0070C0"/>
+              </w:rPr>
+              <w:fldChar w:fldCharType="begin"/>
+            </w:r>
+            <w:r>
+              <w:rPr>
+                <w:rFonts w:ascii="Arial" w:hAnsi="Arial"/>
+                <w:b w:val="0"/>
+                <w:color w:val="0070C0"/>
+              </w:rPr>
+              <w:instrText xml:space="preserve"> MERGEFIELD  swallow \b "Swallow: " </w:instrText>
+            </w:r>
+            <w:r>
+              <w:rPr>
+                <w:rFonts w:ascii="Arial" w:hAnsi="Arial"/>
+                <w:b w:val="0"/>
+                <w:color w:val="0070C0"/>
+              </w:rPr>
+              <w:fldChar w:fldCharType="end"/>
+            </w:r>
+          </w:p>
+          <w:p>
+            <w:pPr>
+              <w:pStyle w:val="FormHeading3"/>
+              <w:widowControl w:val="0"/>
+              <w:rPr>
+                <w:rFonts w:ascii="Arial" w:hAnsi="Arial"/>
+                <w:b w:val="0"/>
+                <w:color w:val="0070C0"/>
+              </w:rPr>
+            </w:pPr>
+            <w:r>
+              <w:rPr>
+                <w:rFonts w:ascii="Arial" w:hAnsi="Arial"/>
+                <w:b w:val="0"/>
+                <w:color w:val="0070C0"/>
+              </w:rPr>
+              <w:fldChar w:fldCharType="begin"/>
+            </w:r>
+            <w:r>
+              <w:rPr>
+                <w:rFonts w:ascii="Arial" w:hAnsi="Arial"/>
+                <w:b w:val="0"/>
+                <w:color w:val="0070C0"/>
+              </w:rPr>
+              <w:instrText xml:space="preserve"> MERGEFIELD  CommunicationImpairements \b "Communication impairements: " </w:instrText>
+            </w:r>
+            <w:r>
+              <w:rPr>
+                <w:rFonts w:ascii="Arial" w:hAnsi="Arial"/>
+                <w:b w:val="0"/>
+                <w:color w:val="0070C0"/>
+              </w:rPr>
+              <w:fldChar w:fldCharType="separate"/>
+            </w:r>
+            <w:r>
+              <w:rPr>
+                <w:rFonts w:ascii="Arial" w:hAnsi="Arial"/>
+                <w:b w:val="0"/>
+                <w:noProof/>
+                <w:color w:val="0070C0"/>
+              </w:rPr>
+              <w:t xml:space="preserve">Communication impairements: </w:t>
+            </w:r>
+            <w:r>
+              <w:rPr>
+                <w:rFonts w:ascii="Arial" w:hAnsi="Arial"/>
+                <w:noProof/>
+                <w:color w:val="0070C0"/>
+              </w:rPr>
+              <w:t>Hearing impaired,Vision impaired (glasses)</w:t>
+            </w:r>
+            <w:r>
+              <w:rPr>
+                <w:rFonts w:ascii="Arial" w:hAnsi="Arial"/>
+                <w:b w:val="0"/>
+                <w:color w:val="0070C0"/>
+              </w:rPr>
+              <w:fldChar w:fldCharType="end"/>
+            </w:r>
+          </w:p>
+          <w:p>
+            <w:pPr>
+              <w:pStyle w:val="FormHeading3"/>
+              <w:widowControl w:val="0"/>
+              <w:rPr>
+                <w:rFonts w:ascii="Arial" w:hAnsi="Arial"/>
+                <w:b w:val="0"/>
+                <w:color w:val="0070C0"/>
+              </w:rPr>
+            </w:pPr>
+            <w:r>
+              <w:rPr>
+                <w:rFonts w:ascii="Arial" w:hAnsi="Arial"/>
+                <w:b w:val="0"/>
+                <w:color w:val="0070C0"/>
+              </w:rPr>
+              <w:fldChar w:fldCharType="begin"/>
+            </w:r>
+            <w:r>
+              <w:rPr>
+                <w:rFonts w:ascii="Arial" w:hAnsi="Arial"/>
+                <w:b w:val="0"/>
+                <w:color w:val="0070C0"/>
+              </w:rPr>
+              <w:instrText xml:space="preserve"> MERGEFIELD  CommunicationAids \b "Communication aids: " </w:instrText>
+            </w:r>
+            <w:r>
+              <w:rPr>
+                <w:rFonts w:ascii="Arial" w:hAnsi="Arial"/>
+                <w:b w:val="0"/>
+                <w:color w:val="0070C0"/>
+              </w:rPr>
+              <w:fldChar w:fldCharType="separate"/>
+            </w:r>
+            <w:r>
+              <w:rPr>
+                <w:rFonts w:ascii="Arial" w:hAnsi="Arial"/>
+                <w:b w:val="0"/>
+                <w:noProof/>
+                <w:color w:val="0070C0"/>
+              </w:rPr>
+              <w:t xml:space="preserve">Communication aids: </w:t>
+            </w:r>
+            <w:r>
+              <w:rPr>
+                <w:rFonts w:ascii="Arial" w:hAnsi="Arial"/>
+                <w:noProof/>
+                <w:color w:val="0070C0"/>
+              </w:rPr>
+              <w:t>Wears hearing aids,Wears reading glasses</w:t>
+            </w:r>
+            <w:r>
+              <w:rPr>
+                <w:rFonts w:ascii="Arial" w:hAnsi="Arial"/>
+                <w:b w:val="0"/>
+                <w:color w:val="0070C0"/>
+              </w:rPr>
+              <w:fldChar w:fldCharType="end"/>
+            </w:r>
+          </w:p>
+          <w:p>
+            <w:pPr>
+              <w:pStyle w:val="FormHeading3"/>
+              <w:widowControl w:val="0"/>
+              <w:rPr>
+                <w:rFonts w:ascii="Arial" w:hAnsi="Arial"/>
+                <w:b w:val="0"/>
+                <w:color w:val="0070C0"/>
+              </w:rPr>
+            </w:pPr>
+            <w:r>
+              <w:rPr>
+                <w:rFonts w:ascii="Arial" w:hAnsi="Arial"/>
+                <w:b w:val="0"/>
+                <w:color w:val="0070C0"/>
+              </w:rPr>
+              <w:fldChar w:fldCharType="begin"/>
+            </w:r>
+            <w:r>
+              <w:rPr>
+                <w:rFonts w:ascii="Arial" w:hAnsi="Arial"/>
+                <w:b w:val="0"/>
+                <w:color w:val="0070C0"/>
+              </w:rPr>
+              <w:instrText xml:space="preserve"> MERGEFIELD  sensory \b "Sensory: " </w:instrText>
+            </w:r>
+            <w:r>
+              <w:rPr>
+                <w:rFonts w:ascii="Arial" w:hAnsi="Arial"/>
+                <w:b w:val="0"/>
+                <w:color w:val="0070C0"/>
+              </w:rPr>
+              <w:fldChar w:fldCharType="end"/>
+            </w:r>
+          </w:p>
+          <w:p>
+            <w:pPr>
+              <w:pStyle w:val="FormHeading3"/>
+              <w:widowControl w:val="0"/>
+              <w:rPr>
+                <w:rFonts w:ascii="Arial" w:hAnsi="Arial"/>
+                <w:b w:val="0"/>
+                <w:color w:val="0070C0"/>
+              </w:rPr>
+            </w:pPr>
+            <w:r>
+              <w:rPr>
+                <w:rFonts w:ascii="Arial" w:hAnsi="Arial"/>
+                <w:b w:val="0"/>
+                <w:color w:val="0070C0"/>
+              </w:rPr>
+              <w:fldChar w:fldCharType="begin"/>
+            </w:r>
+            <w:r>
+              <w:rPr>
+                <w:rFonts w:ascii="Arial" w:hAnsi="Arial"/>
+                <w:b w:val="0"/>
+                <w:color w:val="0070C0"/>
+              </w:rPr>
+              <w:instrText xml:space="preserve"> MERGEFIELD  communicationNeeds \b "Communication needs: " </w:instrText>
+            </w:r>
+            <w:r>
+              <w:rPr>
+                <w:rFonts w:ascii="Arial" w:hAnsi="Arial"/>
+                <w:b w:val="0"/>
+                <w:color w:val="0070C0"/>
+              </w:rPr>
+              <w:fldChar w:fldCharType="end"/>
+            </w:r>
+          </w:p>
+          <w:p>
+            <w:pPr>
+              <w:pStyle w:val="FormHeading3"/>
+              <w:widowControl w:val="0"/>
+              <w:rPr>
+                <w:rFonts w:ascii="Arial" w:hAnsi="Arial"/>
+                <w:noProof/>
+                <w:color w:val="0070C0"/>
+              </w:rPr>
+            </w:pPr>
+            <w:proofErr w:type="gramStart"/>
+            <w:r>
+              <w:rPr>
+                <w:rFonts w:ascii="Arial" w:hAnsi="Arial"/>
+                <w:b w:val="0"/>
+                <w:color w:val="0070C0"/>
+              </w:rPr>
+              <w:t>Sensory  other</w:t>
+            </w:r>
+            <w:proofErr w:type="gramEnd"/>
+            <w:r>
+              <w:rPr>
+                <w:rFonts w:ascii="Arial" w:hAnsi="Arial"/>
+                <w:b w:val="0"/>
+                <w:color w:val="0070C0"/>
+              </w:rPr>
+              <w:t xml:space="preserve">; </w:t>
+            </w:r>
+            <w:r>
+              <w:rPr>
+                <w:rFonts w:ascii="Arial" w:hAnsi="Arial"/>
+                <w:b w:val="0"/>
+                <w:color w:val="0070C0"/>
+              </w:rPr>
+              <w:fldChar w:fldCharType="begin"/>
+            </w:r>
+            <w:r>
+              <w:rPr>
+                <w:rFonts w:ascii="Arial" w:hAnsi="Arial"/>
+                <w:b w:val="0"/>
+                <w:color w:val="0070C0"/>
+              </w:rPr>
+              <w:instrText xml:space="preserve"> MERGEFIELD sensoryOther </w:instrText>
+            </w:r>
+            <w:r>
+              <w:rPr>
+                <w:rFonts w:ascii="Arial" w:hAnsi="Arial"/>
+                <w:b w:val="0"/>
+                <w:color w:val="0070C0"/>
+              </w:rPr>
+              <w:fldChar w:fldCharType="separate"/>
+            </w:r>
+            <w:r>
+              <w:rPr>
+                <w:rFonts w:ascii="Arial" w:hAnsi="Arial"/>
+                <w:noProof/>
+                <w:color w:val="0070C0"/>
+              </w:rPr>
+              <w:t>David wears glasses for reading and distance, he has bilateral hearing aides and chooses when to wear these.</w:t>
+            </w:r>
+          </w:p>
+          <w:p>
+            <w:pPr>
+              <w:pStyle w:val="FormHeading3"/>
+              <w:widowControl w:val="0"/>
+              <w:rPr>
+                <w:rFonts w:ascii="Arial" w:hAnsi="Arial"/>
+                <w:b w:val="0"/>
+              </w:rPr>
+            </w:pPr>
+            <w:r>
+              <w:rPr>
+                <w:rFonts w:ascii="Arial" w:hAnsi="Arial"/>
+                <w:noProof/>
+                <w:color w:val="0070C0"/>
+              </w:rPr>
+              <w:t>David reports having numbness in his lower extremities.  He states that he has an appointment to discuss this with his GP</w:t>
+            </w:r>
+            <w:r>
+              <w:rPr>
+                <w:rFonts w:ascii="Arial" w:hAnsi="Arial"/>
+                <w:b w:val="0"/>
+                <w:color w:val="0070C0"/>
+              </w:rPr>
+              <w:fldChar w:fldCharType="end"/>
+            </w:r>
+          </w:p>
+        </w:tc>
+      </w:tr>
+      <w:tr>
+        <w:trPr>
+          <w:cantSplit/>
+          <w:trHeight w:val="230"/>
+        </w:trPr>
+        <w:tc>
+          <w:tcPr>
+            <w:tcW w:w="9781" w:type="dxa"/>
+            <w:shd w:val="clear" w:color="auto" w:fill="9BA1CB"/>
+          </w:tcPr>
+          <w:p>
+            <w:pPr>
+              <w:pStyle w:val="FormHeading3"/>
+              <w:widowControl w:val="0"/>
+              <w:rPr>
+                <w:rFonts w:ascii="Arial" w:hAnsi="Arial"/>
+                <w:b w:val="0"/>
+                <w:color w:val="FFFFFF" w:themeColor="background1"/>
+              </w:rPr>
+            </w:pPr>
+            <w:r>
+              <w:rPr>
+                <w:rFonts w:ascii="Arial" w:hAnsi="Arial"/>
+                <w:color w:val="FFFFFF" w:themeColor="background1"/>
+              </w:rPr>
+              <w:t>Interventions agreed with Client / Carer</w:t>
+            </w:r>
+          </w:p>
+        </w:tc>
+      </w:tr>
+      <w:tr>
+        <w:trPr>
+          <w:cantSplit/>
+          <w:trHeight w:val="230"/>
+        </w:trPr>
+        <w:tc>
+          <w:tcPr>
+            <w:tcW w:w="9781" w:type="dxa"/>
+          </w:tcPr>
+          <w:p>
+            <w:pPr>
+              <w:pStyle w:val="FormHeading3"/>
+              <w:widowControl w:val="0"/>
+              <w:rPr>
+                <w:rFonts w:ascii="Arial" w:hAnsi="Arial"/>
+                <w:b w:val="0"/>
+                <w:color w:val="0070C0"/>
+              </w:rPr>
+            </w:pPr>
+            <w:r>
+              <w:rPr>
+                <w:rFonts w:ascii="Arial" w:hAnsi="Arial"/>
+                <w:b w:val="0"/>
+                <w:color w:val="0070C0"/>
+              </w:rPr>
+              <w:fldChar w:fldCharType="begin"/>
+            </w:r>
+            <w:r>
+              <w:rPr>
+                <w:rFonts w:ascii="Arial" w:hAnsi="Arial"/>
+                <w:b w:val="0"/>
+                <w:color w:val="0070C0"/>
+              </w:rPr>
+              <w:instrText xml:space="preserve"> MERGEFIELD  painActions \b "Pain actions: " </w:instrText>
+            </w:r>
+            <w:r>
+              <w:rPr>
+                <w:rFonts w:ascii="Arial" w:hAnsi="Arial"/>
+                <w:b w:val="0"/>
+                <w:color w:val="0070C0"/>
+              </w:rPr>
+              <w:fldChar w:fldCharType="end"/>
+            </w:r>
+          </w:p>
+          <w:p>
+            <w:pPr>
+              <w:pStyle w:val="FormHeading3"/>
+              <w:widowControl w:val="0"/>
+              <w:rPr>
+                <w:rFonts w:ascii="Arial" w:hAnsi="Arial"/>
+                <w:b w:val="0"/>
+              </w:rPr>
+            </w:pPr>
+            <w:r>
+              <w:rPr>
+                <w:rFonts w:ascii="Arial" w:hAnsi="Arial"/>
+                <w:b w:val="0"/>
+                <w:color w:val="0070C0"/>
+              </w:rPr>
+              <w:fldChar w:fldCharType="begin"/>
+            </w:r>
+            <w:r>
+              <w:rPr>
+                <w:rFonts w:ascii="Arial" w:hAnsi="Arial"/>
+                <w:b w:val="0"/>
+                <w:color w:val="0070C0"/>
+              </w:rPr>
+              <w:instrText xml:space="preserve"> MERGEFIELD  communicationActions \b "Communication actions: " </w:instrText>
+            </w:r>
+            <w:r>
+              <w:rPr>
+                <w:rFonts w:ascii="Arial" w:hAnsi="Arial"/>
+                <w:b w:val="0"/>
+                <w:color w:val="0070C0"/>
+              </w:rPr>
+              <w:fldChar w:fldCharType="end"/>
+            </w:r>
+          </w:p>
+        </w:tc>
+      </w:tr>
+      <w:tr>
+        <w:trPr>
+          <w:cantSplit/>
+          <w:trHeight w:val="230"/>
+        </w:trPr>
+        <w:tc>
+          <w:tcPr>
+            <w:tcW w:w="9781" w:type="dxa"/>
+            <w:shd w:val="clear" w:color="auto" w:fill="9BA1CB"/>
+          </w:tcPr>
+          <w:p>
+            <w:pPr>
+              <w:pStyle w:val="FormHeading3"/>
+              <w:widowControl w:val="0"/>
+              <w:rPr>
+                <w:rFonts w:ascii="Arial" w:hAnsi="Arial"/>
+                <w:b w:val="0"/>
+              </w:rPr>
+            </w:pPr>
+            <w:r>
+              <w:rPr>
+                <w:rFonts w:ascii="Arial" w:hAnsi="Arial"/>
+                <w:color w:val="FFFFFF" w:themeColor="background1"/>
+              </w:rPr>
+              <w:t>Referral to Physiotherapist required</w:t>
+            </w:r>
+          </w:p>
+        </w:tc>
+      </w:tr>
+      <w:tr>
+        <w:trPr>
+          <w:cantSplit/>
+          <w:trHeight w:val="230"/>
+        </w:trPr>
+        <w:tc>
+          <w:tcPr>
+            <w:tcW w:w="9781" w:type="dxa"/>
+          </w:tcPr>
+          <w:p>
+            <w:pPr>
+              <w:pStyle w:val="FormHeading3"/>
+              <w:widowControl w:val="0"/>
+              <w:rPr>
+                <w:rFonts w:ascii="Arial" w:hAnsi="Arial"/>
+                <w:b w:val="0"/>
+              </w:rPr>
+            </w:pPr>
+            <w:r>
+              <w:rPr>
+                <w:rFonts w:ascii="Segoe UI Symbol" w:eastAsia="MS Gothic" w:hAnsi="Segoe UI Symbol" w:cs="Segoe UI Symbol"/>
+                <w:b w:val="0"/>
+              </w:rPr>
               <w:lastRenderedPageBreak/>
               <w:fldChar w:fldCharType="begin"/>
             </w:r>
             <w:r>
               <w:rPr>
-                <w:rFonts w:ascii="Arial" w:hAnsi="Arial"/>
-                <w:b w:val="0"/>
-                <w:color w:val="0070C0"/>
-              </w:rPr>
-              <w:instrText xml:space="preserve"> MERGEFIELD "pressureInjury" </w:instrText>
-            </w:r>
-            <w:r>
-              <w:rPr>
-                <w:rFonts w:ascii="Arial" w:hAnsi="Arial"/>
-                <w:b w:val="0"/>
-                <w:color w:val="0070C0"/>
-              </w:rPr>
-              <w:fldChar w:fldCharType="end"/>
-            </w:r>
-          </w:p>
-          <w:p>
-            <w:pPr>
-              <w:pStyle w:val="FormHeading3"/>
-              <w:widowControl w:val="0"/>
-              <w:rPr>
-                <w:rFonts w:ascii="Arial" w:hAnsi="Arial"/>
-                <w:b w:val="0"/>
-                <w:color w:val="0070C0"/>
-              </w:rPr>
-            </w:pPr>
-            <w:r>
-              <w:rPr>
-                <w:rFonts w:ascii="Arial" w:hAnsi="Arial"/>
-                <w:b w:val="0"/>
-                <w:color w:val="0070C0"/>
-              </w:rPr>
-              <w:fldChar w:fldCharType="begin"/>
-            </w:r>
-            <w:r>
-              <w:rPr>
-                <w:rFonts w:ascii="Arial" w:hAnsi="Arial"/>
-                <w:b w:val="0"/>
-                <w:color w:val="0070C0"/>
-              </w:rPr>
-              <w:instrText xml:space="preserve"> MERGEFIELD  painScale \b "Pain scale: " </w:instrText>
-            </w:r>
-            <w:r>
-              <w:rPr>
-                <w:rFonts w:ascii="Arial" w:hAnsi="Arial"/>
-                <w:b w:val="0"/>
-                <w:color w:val="0070C0"/>
-              </w:rPr>
-              <w:fldChar w:fldCharType="separate"/>
-            </w:r>
-            <w:r>
-              <w:rPr>
-                <w:rFonts w:ascii="Arial" w:hAnsi="Arial"/>
-                <w:b w:val="0"/>
-                <w:noProof/>
-                <w:color w:val="0070C0"/>
-              </w:rPr>
-              <w:t xml:space="preserve">Pain scale: </w:t>
-            </w:r>
-            <w:r>
-              <w:rPr>
-                <w:rFonts w:ascii="Arial" w:hAnsi="Arial"/>
-                <w:noProof/>
-                <w:color w:val="0070C0"/>
-              </w:rPr>
-              <w:t>2 Tolerable (but does prevent some activities)</w:t>
-            </w:r>
-            <w:r>
-              <w:rPr>
-                <w:rFonts w:ascii="Arial" w:hAnsi="Arial"/>
-                <w:b w:val="0"/>
-                <w:color w:val="0070C0"/>
-              </w:rPr>
-              <w:fldChar w:fldCharType="end"/>
-            </w:r>
-            <w:r>
-              <w:rPr>
-                <w:rFonts w:ascii="Arial" w:hAnsi="Arial"/>
-                <w:b w:val="0"/>
-                <w:color w:val="0070C0"/>
-              </w:rPr>
-              <w:t xml:space="preserve">  </w:t>
-            </w:r>
-          </w:p>
-          <w:p>
-            <w:pPr>
-              <w:pStyle w:val="FormHeading3"/>
-              <w:widowControl w:val="0"/>
-              <w:rPr>
-                <w:rFonts w:ascii="Arial" w:hAnsi="Arial"/>
-                <w:b w:val="0"/>
-                <w:color w:val="0070C0"/>
-              </w:rPr>
-            </w:pPr>
-            <w:r>
-              <w:rPr>
-                <w:rFonts w:ascii="Arial" w:hAnsi="Arial"/>
-                <w:b w:val="0"/>
-                <w:color w:val="0070C0"/>
-              </w:rPr>
-              <w:fldChar w:fldCharType="begin"/>
-            </w:r>
-            <w:r>
-              <w:rPr>
-                <w:rFonts w:ascii="Arial" w:hAnsi="Arial"/>
-                <w:b w:val="0"/>
-                <w:color w:val="0070C0"/>
-              </w:rPr>
-              <w:instrText xml:space="preserve"> MERGEFIELD  painLocation \b "Pain location: " </w:instrText>
-            </w:r>
-            <w:r>
-              <w:rPr>
-                <w:rFonts w:ascii="Arial" w:hAnsi="Arial"/>
-                <w:b w:val="0"/>
-                <w:color w:val="0070C0"/>
-              </w:rPr>
-              <w:fldChar w:fldCharType="end"/>
-            </w:r>
-          </w:p>
-          <w:p>
-            <w:pPr>
-              <w:pStyle w:val="FormHeading3"/>
-              <w:widowControl w:val="0"/>
-              <w:rPr>
-                <w:rFonts w:ascii="Arial" w:hAnsi="Arial"/>
-                <w:b w:val="0"/>
-                <w:color w:val="0070C0"/>
-              </w:rPr>
-            </w:pPr>
-            <w:r>
-              <w:rPr>
-                <w:rFonts w:ascii="Arial" w:hAnsi="Arial"/>
-                <w:b w:val="0"/>
-                <w:color w:val="0070C0"/>
-              </w:rPr>
-              <w:fldChar w:fldCharType="begin"/>
-            </w:r>
-            <w:r>
-              <w:rPr>
-                <w:rFonts w:ascii="Arial" w:hAnsi="Arial"/>
-                <w:b w:val="0"/>
-                <w:color w:val="0070C0"/>
-              </w:rPr>
-              <w:instrText xml:space="preserve"> MERGEFIELD  painFutherAssessment \b "Pain further assessment: " </w:instrText>
-            </w:r>
-            <w:r>
-              <w:rPr>
-                <w:rFonts w:ascii="Arial" w:hAnsi="Arial"/>
-                <w:b w:val="0"/>
-                <w:color w:val="0070C0"/>
-              </w:rPr>
-              <w:fldChar w:fldCharType="separate"/>
-            </w:r>
-            <w:r>
-              <w:rPr>
-                <w:rFonts w:ascii="Arial" w:hAnsi="Arial"/>
-                <w:b w:val="0"/>
-                <w:noProof/>
-                <w:color w:val="0070C0"/>
-              </w:rPr>
-              <w:t xml:space="preserve">Pain further assessment: </w:t>
-            </w:r>
-            <w:r>
-              <w:rPr>
-                <w:rFonts w:ascii="Arial" w:hAnsi="Arial"/>
-                <w:noProof/>
-                <w:color w:val="0070C0"/>
-              </w:rPr>
-              <w:t>Pain assessment completed</w:t>
-            </w:r>
-            <w:r>
-              <w:rPr>
-                <w:rFonts w:ascii="Arial" w:hAnsi="Arial"/>
-                <w:b w:val="0"/>
-                <w:color w:val="0070C0"/>
-              </w:rPr>
-              <w:fldChar w:fldCharType="end"/>
-            </w:r>
-          </w:p>
-          <w:p>
-            <w:pPr>
-              <w:pStyle w:val="FormHeading3"/>
-              <w:widowControl w:val="0"/>
-              <w:rPr>
-                <w:rFonts w:ascii="Arial" w:hAnsi="Arial"/>
-                <w:b w:val="0"/>
-                <w:color w:val="0070C0"/>
-              </w:rPr>
-            </w:pPr>
-            <w:r>
-              <w:rPr>
-                <w:rFonts w:ascii="Arial" w:hAnsi="Arial"/>
-                <w:b w:val="0"/>
-                <w:color w:val="0070C0"/>
-              </w:rPr>
-              <w:fldChar w:fldCharType="begin"/>
-            </w:r>
-            <w:r>
-              <w:rPr>
-                <w:rFonts w:ascii="Arial" w:hAnsi="Arial"/>
-                <w:b w:val="0"/>
-                <w:color w:val="0070C0"/>
-              </w:rPr>
-              <w:instrText xml:space="preserve"> MERGEFIELD  painOther \b "PAin other: " </w:instrText>
-            </w:r>
-            <w:r>
-              <w:rPr>
-                <w:rFonts w:ascii="Arial" w:hAnsi="Arial"/>
-                <w:b w:val="0"/>
-                <w:color w:val="0070C0"/>
-              </w:rPr>
-              <w:fldChar w:fldCharType="separate"/>
-            </w:r>
-            <w:r>
-              <w:rPr>
-                <w:rFonts w:ascii="Arial" w:hAnsi="Arial"/>
-                <w:b w:val="0"/>
-                <w:noProof/>
-                <w:color w:val="0070C0"/>
-              </w:rPr>
-              <w:t xml:space="preserve">PAin other: </w:t>
-            </w:r>
-            <w:r>
-              <w:rPr>
-                <w:rFonts w:ascii="Arial" w:hAnsi="Arial"/>
-                <w:noProof/>
-                <w:color w:val="0070C0"/>
-              </w:rPr>
-              <w:t xml:space="preserve">Pain location: Peter suffers from discomfort which is worse at times than others, Pain managed: Peter reports he is able to manage and tolerate the amount of pain he experiences.  He reports he believes his pain medications have been optimised., Referral: Peter is under FSH spinal outreach services with whom he can access specialised care.  </w:t>
-            </w:r>
-            <w:r>
-              <w:rPr>
-                <w:rFonts w:ascii="Arial" w:hAnsi="Arial"/>
-                <w:b w:val="0"/>
-                <w:color w:val="0070C0"/>
-              </w:rPr>
-              <w:fldChar w:fldCharType="end"/>
-            </w:r>
-          </w:p>
-          <w:p>
-            <w:pPr>
-              <w:pStyle w:val="FormHeading3"/>
-              <w:widowControl w:val="0"/>
-              <w:rPr>
-                <w:rFonts w:ascii="Arial" w:hAnsi="Arial"/>
-                <w:b w:val="0"/>
-                <w:color w:val="0070C0"/>
-              </w:rPr>
-            </w:pPr>
-            <w:r>
-              <w:rPr>
-                <w:rFonts w:ascii="Arial" w:hAnsi="Arial"/>
-                <w:b w:val="0"/>
-                <w:color w:val="0070C0"/>
-              </w:rPr>
-              <w:fldChar w:fldCharType="begin"/>
-            </w:r>
-            <w:r>
-              <w:rPr>
-                <w:rFonts w:ascii="Arial" w:hAnsi="Arial"/>
-                <w:b w:val="0"/>
-                <w:color w:val="0070C0"/>
-              </w:rPr>
-              <w:instrText xml:space="preserve"> MERGEFIELD  painNeeds \b "Pain needs: " </w:instrText>
-            </w:r>
-            <w:r>
-              <w:rPr>
-                <w:rFonts w:ascii="Arial" w:hAnsi="Arial"/>
-                <w:b w:val="0"/>
-                <w:color w:val="0070C0"/>
-              </w:rPr>
-              <w:fldChar w:fldCharType="end"/>
-            </w:r>
-          </w:p>
-          <w:p>
-            <w:pPr>
-              <w:pStyle w:val="FormHeading3"/>
-              <w:widowControl w:val="0"/>
-              <w:rPr>
-                <w:rFonts w:ascii="Arial" w:hAnsi="Arial"/>
-                <w:b w:val="0"/>
-                <w:color w:val="0070C0"/>
-              </w:rPr>
-            </w:pPr>
-            <w:r>
-              <w:rPr>
-                <w:rFonts w:ascii="Arial" w:hAnsi="Arial"/>
-                <w:b w:val="0"/>
-                <w:color w:val="0070C0"/>
-              </w:rPr>
-              <w:fldChar w:fldCharType="begin"/>
-            </w:r>
-            <w:r>
-              <w:rPr>
-                <w:rFonts w:ascii="Arial" w:hAnsi="Arial"/>
-                <w:b w:val="0"/>
-                <w:color w:val="0070C0"/>
-              </w:rPr>
-              <w:instrText xml:space="preserve"> MERGEFIELD  oral \b "Oral: " </w:instrText>
-            </w:r>
-            <w:r>
-              <w:rPr>
-                <w:rFonts w:ascii="Arial" w:hAnsi="Arial"/>
-                <w:b w:val="0"/>
-                <w:color w:val="0070C0"/>
-              </w:rPr>
-              <w:fldChar w:fldCharType="separate"/>
-            </w:r>
-            <w:r>
-              <w:rPr>
-                <w:rFonts w:ascii="Arial" w:hAnsi="Arial"/>
-                <w:b w:val="0"/>
-                <w:noProof/>
-                <w:color w:val="0070C0"/>
-              </w:rPr>
-              <w:t xml:space="preserve">Oral: </w:t>
-            </w:r>
-            <w:r>
-              <w:rPr>
-                <w:rFonts w:ascii="Arial" w:hAnsi="Arial"/>
-                <w:noProof/>
-                <w:color w:val="0070C0"/>
-              </w:rPr>
-              <w:t>own teeth, no loose teeth</w:t>
-            </w:r>
-            <w:r>
-              <w:rPr>
-                <w:rFonts w:ascii="Arial" w:hAnsi="Arial"/>
-                <w:b w:val="0"/>
-                <w:color w:val="0070C0"/>
-              </w:rPr>
-              <w:fldChar w:fldCharType="end"/>
-            </w:r>
-          </w:p>
-          <w:p>
-            <w:pPr>
-              <w:pStyle w:val="FormHeading3"/>
-              <w:widowControl w:val="0"/>
-              <w:rPr>
-                <w:rFonts w:ascii="Arial" w:hAnsi="Arial"/>
-                <w:b w:val="0"/>
-                <w:color w:val="0070C0"/>
-              </w:rPr>
-            </w:pPr>
-            <w:r>
-              <w:rPr>
-                <w:rFonts w:ascii="Arial" w:hAnsi="Arial"/>
-                <w:b w:val="0"/>
-                <w:color w:val="0070C0"/>
-              </w:rPr>
-              <w:fldChar w:fldCharType="begin"/>
-            </w:r>
-            <w:r>
-              <w:rPr>
-                <w:rFonts w:ascii="Arial" w:hAnsi="Arial"/>
-                <w:b w:val="0"/>
-                <w:color w:val="0070C0"/>
-              </w:rPr>
-              <w:instrText xml:space="preserve"> MERGEFIELD  swallow \b "Swallow: " </w:instrText>
-            </w:r>
-            <w:r>
-              <w:rPr>
-                <w:rFonts w:ascii="Arial" w:hAnsi="Arial"/>
-                <w:b w:val="0"/>
-                <w:color w:val="0070C0"/>
-              </w:rPr>
-              <w:fldChar w:fldCharType="end"/>
-            </w:r>
-          </w:p>
-          <w:p>
-            <w:pPr>
-              <w:pStyle w:val="FormHeading3"/>
-              <w:widowControl w:val="0"/>
-              <w:rPr>
-                <w:rFonts w:ascii="Arial" w:hAnsi="Arial"/>
-                <w:b w:val="0"/>
-                <w:color w:val="0070C0"/>
-              </w:rPr>
-            </w:pPr>
-            <w:r>
-              <w:rPr>
-                <w:rFonts w:ascii="Arial" w:hAnsi="Arial"/>
-                <w:b w:val="0"/>
-                <w:color w:val="0070C0"/>
-              </w:rPr>
-              <w:fldChar w:fldCharType="begin"/>
-            </w:r>
-            <w:r>
-              <w:rPr>
-                <w:rFonts w:ascii="Arial" w:hAnsi="Arial"/>
-                <w:b w:val="0"/>
-                <w:color w:val="0070C0"/>
-              </w:rPr>
-              <w:instrText xml:space="preserve"> MERGEFIELD  CommunicationImpairements \b "Communication impairements: " </w:instrText>
-            </w:r>
-            <w:r>
-              <w:rPr>
-                <w:rFonts w:ascii="Arial" w:hAnsi="Arial"/>
-                <w:b w:val="0"/>
-                <w:color w:val="0070C0"/>
-              </w:rPr>
-              <w:fldChar w:fldCharType="separate"/>
-            </w:r>
-            <w:r>
-              <w:rPr>
-                <w:rFonts w:ascii="Arial" w:hAnsi="Arial"/>
-                <w:b w:val="0"/>
-                <w:noProof/>
-                <w:color w:val="0070C0"/>
-              </w:rPr>
-              <w:t xml:space="preserve">Communication impairements: </w:t>
-            </w:r>
-            <w:r>
-              <w:rPr>
-                <w:rFonts w:ascii="Arial" w:hAnsi="Arial"/>
-                <w:noProof/>
-                <w:color w:val="0070C0"/>
-              </w:rPr>
-              <w:t>Vision impaired (glasses),No hearing impairment</w:t>
-            </w:r>
-            <w:r>
-              <w:rPr>
-                <w:rFonts w:ascii="Arial" w:hAnsi="Arial"/>
-                <w:b w:val="0"/>
-                <w:color w:val="0070C0"/>
-              </w:rPr>
-              <w:fldChar w:fldCharType="end"/>
-            </w:r>
-          </w:p>
-          <w:p>
-            <w:pPr>
-              <w:pStyle w:val="FormHeading3"/>
-              <w:widowControl w:val="0"/>
-              <w:rPr>
-                <w:rFonts w:ascii="Arial" w:hAnsi="Arial"/>
-                <w:b w:val="0"/>
-                <w:color w:val="0070C0"/>
-              </w:rPr>
-            </w:pPr>
-            <w:r>
-              <w:rPr>
-                <w:rFonts w:ascii="Arial" w:hAnsi="Arial"/>
-                <w:b w:val="0"/>
-                <w:color w:val="0070C0"/>
-              </w:rPr>
-              <w:fldChar w:fldCharType="begin"/>
-            </w:r>
-            <w:r>
-              <w:rPr>
-                <w:rFonts w:ascii="Arial" w:hAnsi="Arial"/>
-                <w:b w:val="0"/>
-                <w:color w:val="0070C0"/>
-              </w:rPr>
-              <w:instrText xml:space="preserve"> MERGEFIELD  CommunicationAids \b "Communication aids: " </w:instrText>
-            </w:r>
-            <w:r>
-              <w:rPr>
-                <w:rFonts w:ascii="Arial" w:hAnsi="Arial"/>
-                <w:b w:val="0"/>
-                <w:color w:val="0070C0"/>
-              </w:rPr>
-              <w:fldChar w:fldCharType="separate"/>
-            </w:r>
-            <w:r>
-              <w:rPr>
-                <w:rFonts w:ascii="Arial" w:hAnsi="Arial"/>
-                <w:b w:val="0"/>
-                <w:noProof/>
-                <w:color w:val="0070C0"/>
-              </w:rPr>
-              <w:t xml:space="preserve">Communication aids: </w:t>
-            </w:r>
-            <w:r>
-              <w:rPr>
-                <w:rFonts w:ascii="Arial" w:hAnsi="Arial"/>
-                <w:noProof/>
-                <w:color w:val="0070C0"/>
-              </w:rPr>
-              <w:t>Wears reading glasses</w:t>
-            </w:r>
-            <w:r>
-              <w:rPr>
-                <w:rFonts w:ascii="Arial" w:hAnsi="Arial"/>
-                <w:b w:val="0"/>
-                <w:color w:val="0070C0"/>
-              </w:rPr>
-              <w:fldChar w:fldCharType="end"/>
-            </w:r>
-          </w:p>
-          <w:p>
-            <w:pPr>
-              <w:pStyle w:val="FormHeading3"/>
-              <w:widowControl w:val="0"/>
-              <w:rPr>
-                <w:rFonts w:ascii="Arial" w:hAnsi="Arial"/>
-                <w:b w:val="0"/>
-                <w:color w:val="0070C0"/>
-              </w:rPr>
-            </w:pPr>
-            <w:r>
-              <w:rPr>
-                <w:rFonts w:ascii="Arial" w:hAnsi="Arial"/>
-                <w:b w:val="0"/>
-                <w:color w:val="0070C0"/>
-              </w:rPr>
-              <w:fldChar w:fldCharType="begin"/>
-            </w:r>
-            <w:r>
-              <w:rPr>
-                <w:rFonts w:ascii="Arial" w:hAnsi="Arial"/>
-                <w:b w:val="0"/>
-                <w:color w:val="0070C0"/>
-              </w:rPr>
-              <w:instrText xml:space="preserve"> MERGEFIELD  sensory \b "Sensory: " </w:instrText>
-            </w:r>
-            <w:r>
-              <w:rPr>
-                <w:rFonts w:ascii="Arial" w:hAnsi="Arial"/>
-                <w:b w:val="0"/>
-                <w:color w:val="0070C0"/>
-              </w:rPr>
-              <w:fldChar w:fldCharType="separate"/>
-            </w:r>
-            <w:r>
-              <w:rPr>
-                <w:rFonts w:ascii="Arial" w:hAnsi="Arial"/>
-                <w:b w:val="0"/>
-                <w:noProof/>
-                <w:color w:val="0070C0"/>
-              </w:rPr>
-              <w:t xml:space="preserve">Sensory: </w:t>
-            </w:r>
-            <w:r>
-              <w:rPr>
-                <w:rFonts w:ascii="Arial" w:hAnsi="Arial"/>
-                <w:noProof/>
-                <w:color w:val="0070C0"/>
-              </w:rPr>
-              <w:t>Sense of smell present</w:t>
-            </w:r>
-            <w:r>
-              <w:rPr>
-                <w:rFonts w:ascii="Arial" w:hAnsi="Arial"/>
-                <w:b w:val="0"/>
-                <w:color w:val="0070C0"/>
-              </w:rPr>
-              <w:fldChar w:fldCharType="end"/>
-            </w:r>
-          </w:p>
-          <w:p>
-            <w:pPr>
-              <w:pStyle w:val="FormHeading3"/>
-              <w:widowControl w:val="0"/>
-              <w:rPr>
-                <w:rFonts w:ascii="Arial" w:hAnsi="Arial"/>
-                <w:b w:val="0"/>
-                <w:color w:val="0070C0"/>
-              </w:rPr>
-            </w:pPr>
-            <w:r>
-              <w:rPr>
-                <w:rFonts w:ascii="Arial" w:hAnsi="Arial"/>
-                <w:b w:val="0"/>
-                <w:color w:val="0070C0"/>
-              </w:rPr>
-              <w:fldChar w:fldCharType="begin"/>
-            </w:r>
-            <w:r>
-              <w:rPr>
-                <w:rFonts w:ascii="Arial" w:hAnsi="Arial"/>
-                <w:b w:val="0"/>
-                <w:color w:val="0070C0"/>
-              </w:rPr>
-              <w:instrText xml:space="preserve"> MERGEFIELD  communicationNeeds \b "Communication needs: " </w:instrText>
-            </w:r>
-            <w:r>
-              <w:rPr>
-                <w:rFonts w:ascii="Arial" w:hAnsi="Arial"/>
-                <w:b w:val="0"/>
-                <w:color w:val="0070C0"/>
-              </w:rPr>
-              <w:fldChar w:fldCharType="separate"/>
-            </w:r>
-            <w:r>
-              <w:rPr>
-                <w:rFonts w:ascii="Arial" w:hAnsi="Arial"/>
-                <w:b w:val="0"/>
-                <w:noProof/>
-                <w:color w:val="0070C0"/>
-              </w:rPr>
-              <w:t xml:space="preserve">Communication needs: </w:t>
-            </w:r>
-            <w:r>
-              <w:rPr>
-                <w:rFonts w:ascii="Arial" w:hAnsi="Arial"/>
-                <w:noProof/>
-                <w:color w:val="0070C0"/>
-              </w:rPr>
-              <w:t xml:space="preserve">Peter is alert and orientated and able to communicate his care needs. Peter uses a mobile phone for communication effectively. Requires routine screening for glasses and auditory screening. </w:t>
-            </w:r>
-            <w:r>
-              <w:rPr>
-                <w:rFonts w:ascii="Arial" w:hAnsi="Arial"/>
-                <w:b w:val="0"/>
-                <w:color w:val="0070C0"/>
-              </w:rPr>
-              <w:fldChar w:fldCharType="end"/>
-            </w:r>
-          </w:p>
-          <w:p>
-            <w:pPr>
-              <w:pStyle w:val="FormHeading3"/>
-              <w:widowControl w:val="0"/>
-              <w:rPr>
-                <w:rFonts w:ascii="Arial" w:hAnsi="Arial"/>
-                <w:b w:val="0"/>
-              </w:rPr>
-            </w:pPr>
-            <w:proofErr w:type="gramStart"/>
-            <w:r>
-              <w:rPr>
-                <w:rFonts w:ascii="Arial" w:hAnsi="Arial"/>
-                <w:b w:val="0"/>
-                <w:color w:val="0070C0"/>
-              </w:rPr>
-              <w:t>Sensory  other</w:t>
-            </w:r>
-            <w:proofErr w:type="gramEnd"/>
-            <w:r>
-              <w:rPr>
-                <w:rFonts w:ascii="Arial" w:hAnsi="Arial"/>
-                <w:b w:val="0"/>
-                <w:color w:val="0070C0"/>
-              </w:rPr>
-              <w:t xml:space="preserve">; </w:t>
-            </w:r>
-            <w:r>
-              <w:rPr>
-                <w:rFonts w:ascii="Arial" w:hAnsi="Arial"/>
-                <w:b w:val="0"/>
-                <w:color w:val="0070C0"/>
-              </w:rPr>
-              <w:fldChar w:fldCharType="begin"/>
-            </w:r>
-            <w:r>
-              <w:rPr>
-                <w:rFonts w:ascii="Arial" w:hAnsi="Arial"/>
-                <w:b w:val="0"/>
-                <w:color w:val="0070C0"/>
-              </w:rPr>
-              <w:instrText xml:space="preserve"> MERGEFIELD sensoryOther </w:instrText>
-            </w:r>
-            <w:r>
-              <w:rPr>
-                <w:rFonts w:ascii="Arial" w:hAnsi="Arial"/>
-                <w:b w:val="0"/>
-                <w:color w:val="0070C0"/>
-              </w:rPr>
-              <w:fldChar w:fldCharType="separate"/>
-            </w:r>
-            <w:r>
-              <w:rPr>
-                <w:rFonts w:ascii="Arial" w:hAnsi="Arial"/>
-                <w:noProof/>
-                <w:color w:val="0070C0"/>
-              </w:rPr>
-              <w:t>Hearing Impairment: Able to communicate effectively., Hearing aids: NA, Wisper test: Passed, Visual impairment: Yes, Visual aids: Bifocal glassess, Assistive technology: Peter utilises mobile phone voice and applications for communication, sensation reduced, hearing and visual checks current</w:t>
-            </w:r>
-            <w:r>
-              <w:rPr>
-                <w:rFonts w:ascii="Arial" w:hAnsi="Arial"/>
-                <w:b w:val="0"/>
-                <w:color w:val="0070C0"/>
+                <w:rFonts w:ascii="Segoe UI Symbol" w:eastAsia="MS Gothic" w:hAnsi="Segoe UI Symbol" w:cs="Segoe UI Symbol"/>
+                <w:b w:val="0"/>
+              </w:rPr>
+              <w:instrText xml:space="preserve"> MERGEFIELD "ptReferralStatus" </w:instrText>
+            </w:r>
+            <w:r>
+              <w:rPr>
+                <w:rFonts w:ascii="Segoe UI Symbol" w:eastAsia="MS Gothic" w:hAnsi="Segoe UI Symbol" w:cs="Segoe UI Symbol"/>
+                <w:b w:val="0"/>
               </w:rPr>
               <w:fldChar w:fldCharType="end"/>
             </w:r>
@@ -8303,7 +8274,7 @@
                 <w:rFonts w:ascii="Arial" w:hAnsi="Arial"/>
                 <w:color w:val="FFFFFF" w:themeColor="background1"/>
               </w:rPr>
-              <w:t>Interventions agreed with Client / Carer</w:t>
+              <w:t>Referral to Podiatrist required</w:t>
             </w:r>
           </w:p>
         </w:tc>
@@ -8324,64 +8295,26 @@
               <w:rPr>
                 <w:rFonts w:ascii="Arial" w:hAnsi="Arial"/>
                 <w:b w:val="0"/>
-                <w:color w:val="0070C0"/>
-              </w:rPr>
-            </w:pPr>
-            <w:r>
-              <w:rPr>
-                <w:rFonts w:ascii="Arial" w:hAnsi="Arial"/>
-                <w:b w:val="0"/>
-                <w:color w:val="0070C0"/>
+              </w:rPr>
+            </w:pPr>
+            <w:r>
+              <w:rPr>
+                <w:rFonts w:ascii="Segoe UI Symbol" w:eastAsia="MS Gothic" w:hAnsi="Segoe UI Symbol" w:cs="Segoe UI Symbol"/>
+                <w:b w:val="0"/>
               </w:rPr>
               <w:fldChar w:fldCharType="begin"/>
             </w:r>
             <w:r>
               <w:rPr>
-                <w:rFonts w:ascii="Arial" w:hAnsi="Arial"/>
-                <w:b w:val="0"/>
-                <w:color w:val="0070C0"/>
-              </w:rPr>
-              <w:instrText xml:space="preserve"> MERGEFIELD  painActions \b "Pain actions: " </w:instrText>
-            </w:r>
-            <w:r>
-              <w:rPr>
-                <w:rFonts w:ascii="Arial" w:hAnsi="Arial"/>
-                <w:b w:val="0"/>
-                <w:color w:val="0070C0"/>
-              </w:rPr>
-              <w:fldChar w:fldCharType="end"/>
-            </w:r>
-          </w:p>
-          <w:p>
-            <w:pPr>
-              <w:pStyle w:val="FormHeading3"/>
-              <w:widowControl w:val="0"/>
-              <w:rPr>
-                <w:rFonts w:ascii="Arial" w:hAnsi="Arial"/>
-                <w:b w:val="0"/>
-              </w:rPr>
-            </w:pPr>
-            <w:r>
-              <w:rPr>
-                <w:rFonts w:ascii="Arial" w:hAnsi="Arial"/>
-                <w:b w:val="0"/>
-                <w:color w:val="0070C0"/>
-              </w:rPr>
-              <w:fldChar w:fldCharType="begin"/>
-            </w:r>
-            <w:r>
-              <w:rPr>
-                <w:rFonts w:ascii="Arial" w:hAnsi="Arial"/>
-                <w:b w:val="0"/>
-                <w:color w:val="0070C0"/>
-              </w:rPr>
-              <w:instrText xml:space="preserve"> MERGEFIELD  communicationActions \b "Communication actions: " </w:instrText>
-            </w:r>
-            <w:r>
-              <w:rPr>
-                <w:rFonts w:ascii="Arial" w:hAnsi="Arial"/>
-                <w:b w:val="0"/>
-                <w:color w:val="0070C0"/>
+                <w:rFonts w:ascii="Segoe UI Symbol" w:eastAsia="MS Gothic" w:hAnsi="Segoe UI Symbol" w:cs="Segoe UI Symbol"/>
+                <w:b w:val="0"/>
+              </w:rPr>
+              <w:instrText xml:space="preserve"> MERGEFIELD "podiatryReferralStatus" </w:instrText>
+            </w:r>
+            <w:r>
+              <w:rPr>
+                <w:rFonts w:ascii="Segoe UI Symbol" w:eastAsia="MS Gothic" w:hAnsi="Segoe UI Symbol" w:cs="Segoe UI Symbol"/>
+                <w:b w:val="0"/>
               </w:rPr>
               <w:fldChar w:fldCharType="end"/>
             </w:r>
@@ -8405,6 +8338,7 @@
               <w:rPr>
                 <w:rFonts w:ascii="Arial" w:hAnsi="Arial"/>
                 <w:b w:val="0"/>
+                <w:color w:val="FFFFFF" w:themeColor="background1"/>
               </w:rPr>
             </w:pPr>
             <w:r>
@@ -8412,7 +8346,7 @@
                 <w:rFonts w:ascii="Arial" w:hAnsi="Arial"/>
                 <w:color w:val="FFFFFF" w:themeColor="background1"/>
               </w:rPr>
-              <w:t>Referral to Physiotherapist required</w:t>
+              <w:t>Referral to Occupational Therapist required</w:t>
             </w:r>
           </w:p>
         </w:tc>
@@ -8447,21 +8381,7 @@
                 <w:rFonts w:ascii="Segoe UI Symbol" w:eastAsia="MS Gothic" w:hAnsi="Segoe UI Symbol" w:cs="Segoe UI Symbol"/>
                 <w:b w:val="0"/>
               </w:rPr>
-              <w:instrText xml:space="preserve"> MERGEFIELD "ptReferralStatus" </w:instrText>
-            </w:r>
-            <w:r>
-              <w:rPr>
-                <w:rFonts w:ascii="Segoe UI Symbol" w:eastAsia="MS Gothic" w:hAnsi="Segoe UI Symbol" w:cs="Segoe UI Symbol"/>
-                <w:b w:val="0"/>
-              </w:rPr>
-              <w:fldChar w:fldCharType="separate"/>
-            </w:r>
-            <w:r>
-              <w:rPr>
-                <w:rFonts w:ascii="Segoe UI Symbol" w:eastAsia="MS Gothic" w:hAnsi="Segoe UI Symbol" w:cs="Segoe UI Symbol"/>
-                <w:noProof/>
-              </w:rPr>
-              <w:t>PT referral , NA</w:t>
+              <w:instrText xml:space="preserve"> MERGEFIELD "otReferralStatus" </w:instrText>
             </w:r>
             <w:r>
               <w:rPr>
@@ -8498,7 +8418,7 @@
                 <w:rFonts w:ascii="Arial" w:hAnsi="Arial"/>
                 <w:color w:val="FFFFFF" w:themeColor="background1"/>
               </w:rPr>
-              <w:t>Referral to Podiatrist required</w:t>
+              <w:t>Referral to Client’s GP required</w:t>
             </w:r>
           </w:p>
         </w:tc>
@@ -8533,193 +8453,7 @@
                 <w:rFonts w:ascii="Segoe UI Symbol" w:eastAsia="MS Gothic" w:hAnsi="Segoe UI Symbol" w:cs="Segoe UI Symbol"/>
                 <w:b w:val="0"/>
               </w:rPr>
-              <w:instrText xml:space="preserve"> MERGEFIELD "podiatryReferralStatus" </w:instrText>
-            </w:r>
-            <w:r>
-              <w:rPr>
-                <w:rFonts w:ascii="Segoe UI Symbol" w:eastAsia="MS Gothic" w:hAnsi="Segoe UI Symbol" w:cs="Segoe UI Symbol"/>
-                <w:b w:val="0"/>
-              </w:rPr>
-              <w:fldChar w:fldCharType="separate"/>
-            </w:r>
-            <w:r>
-              <w:rPr>
-                <w:rFonts w:ascii="Segoe UI Symbol" w:eastAsia="MS Gothic" w:hAnsi="Segoe UI Symbol" w:cs="Segoe UI Symbol"/>
-                <w:noProof/>
-              </w:rPr>
-              <w:t>Podiatry referral , Completed</w:t>
-            </w:r>
-            <w:r>
-              <w:rPr>
-                <w:rFonts w:ascii="Segoe UI Symbol" w:eastAsia="MS Gothic" w:hAnsi="Segoe UI Symbol" w:cs="Segoe UI Symbol"/>
-                <w:b w:val="0"/>
-              </w:rPr>
-              <w:fldChar w:fldCharType="end"/>
-            </w:r>
-          </w:p>
-        </w:tc>
-      </w:tr>
-      <w:tr>
-        <w:trPr>
-          <w:cantSplit/>
-          <w:trHeight w:val="230"/>
-        </w:trPr>
-        <w:tc>
-          <w:tcPr>
-            <w:tcW w:w="9781" w:type="dxa"/>
-            <w:shd w:val="clear" w:color="auto" w:fill="9BA1CB"/>
-          </w:tcPr>
-          <w:p>
-            <w:pPr>
-              <w:pStyle w:val="FormHeading3"/>
-              <w:widowControl w:val="0"/>
-              <w:rPr>
-                <w:rFonts w:ascii="Arial" w:hAnsi="Arial"/>
-                <w:b w:val="0"/>
-                <w:color w:val="FFFFFF" w:themeColor="background1"/>
-              </w:rPr>
-            </w:pPr>
-            <w:r>
-              <w:rPr>
-                <w:rFonts w:ascii="Arial" w:hAnsi="Arial"/>
-                <w:color w:val="FFFFFF" w:themeColor="background1"/>
-              </w:rPr>
-              <w:t>Referral to Occupational Therapist required</w:t>
-            </w:r>
-          </w:p>
-        </w:tc>
-      </w:tr>
-      <w:tr>
-        <w:trPr>
-          <w:cantSplit/>
-          <w:trHeight w:val="230"/>
-        </w:trPr>
-        <w:tc>
-          <w:tcPr>
-            <w:tcW w:w="9781" w:type="dxa"/>
-          </w:tcPr>
-          <w:p>
-            <w:pPr>
-              <w:pStyle w:val="FormHeading3"/>
-              <w:widowControl w:val="0"/>
-              <w:rPr>
-                <w:rFonts w:ascii="Arial" w:hAnsi="Arial"/>
-                <w:b w:val="0"/>
-              </w:rPr>
-            </w:pPr>
-            <w:r>
-              <w:rPr>
-                <w:rFonts w:ascii="Segoe UI Symbol" w:eastAsia="MS Gothic" w:hAnsi="Segoe UI Symbol" w:cs="Segoe UI Symbol"/>
-                <w:b w:val="0"/>
-              </w:rPr>
-              <w:fldChar w:fldCharType="begin"/>
-            </w:r>
-            <w:r>
-              <w:rPr>
-                <w:rFonts w:ascii="Segoe UI Symbol" w:eastAsia="MS Gothic" w:hAnsi="Segoe UI Symbol" w:cs="Segoe UI Symbol"/>
-                <w:b w:val="0"/>
-              </w:rPr>
-              <w:instrText xml:space="preserve"> MERGEFIELD "otReferralStatus" </w:instrText>
-            </w:r>
-            <w:r>
-              <w:rPr>
-                <w:rFonts w:ascii="Segoe UI Symbol" w:eastAsia="MS Gothic" w:hAnsi="Segoe UI Symbol" w:cs="Segoe UI Symbol"/>
-                <w:b w:val="0"/>
-              </w:rPr>
-              <w:fldChar w:fldCharType="separate"/>
-            </w:r>
-            <w:r>
-              <w:rPr>
-                <w:rFonts w:ascii="Segoe UI Symbol" w:eastAsia="MS Gothic" w:hAnsi="Segoe UI Symbol" w:cs="Segoe UI Symbol"/>
-                <w:noProof/>
-              </w:rPr>
-              <w:t>OT referral , NA</w:t>
-            </w:r>
-            <w:r>
-              <w:rPr>
-                <w:rFonts w:ascii="Segoe UI Symbol" w:eastAsia="MS Gothic" w:hAnsi="Segoe UI Symbol" w:cs="Segoe UI Symbol"/>
-                <w:b w:val="0"/>
-              </w:rPr>
-              <w:fldChar w:fldCharType="end"/>
-            </w:r>
-          </w:p>
-        </w:tc>
-      </w:tr>
-      <w:tr>
-        <w:trPr>
-          <w:cantSplit/>
-          <w:trHeight w:val="230"/>
-        </w:trPr>
-        <w:tc>
-          <w:tcPr>
-            <w:tcW w:w="9781" w:type="dxa"/>
-            <w:shd w:val="clear" w:color="auto" w:fill="9BA1CB"/>
-          </w:tcPr>
-          <w:p>
-            <w:pPr>
-              <w:pStyle w:val="FormHeading3"/>
-              <w:widowControl w:val="0"/>
-              <w:rPr>
-                <w:rFonts w:ascii="Arial" w:hAnsi="Arial"/>
-                <w:b w:val="0"/>
-                <w:color w:val="FFFFFF" w:themeColor="background1"/>
-              </w:rPr>
-            </w:pPr>
-            <w:r>
-              <w:rPr>
-                <w:rFonts w:ascii="Arial" w:hAnsi="Arial"/>
-                <w:color w:val="FFFFFF" w:themeColor="background1"/>
-              </w:rPr>
-              <w:t>Referral to Client’s GP required</w:t>
-            </w:r>
-          </w:p>
-        </w:tc>
-      </w:tr>
-      <w:tr>
-        <w:trPr>
-          <w:cantSplit/>
-          <w:trHeight w:val="230"/>
-        </w:trPr>
-        <w:tc>
-          <w:tcPr>
-            <w:tcW w:w="9781" w:type="dxa"/>
-          </w:tcPr>
-          <w:p>
-            <w:pPr>
-              <w:pStyle w:val="FormHeading3"/>
-              <w:widowControl w:val="0"/>
-              <w:rPr>
-                <w:rFonts w:ascii="Arial" w:hAnsi="Arial"/>
-                <w:b w:val="0"/>
-              </w:rPr>
-            </w:pPr>
-            <w:r>
-              <w:rPr>
-                <w:rFonts w:ascii="Segoe UI Symbol" w:eastAsia="MS Gothic" w:hAnsi="Segoe UI Symbol" w:cs="Segoe UI Symbol"/>
-                <w:b w:val="0"/>
-              </w:rPr>
-              <w:fldChar w:fldCharType="begin"/>
-            </w:r>
-            <w:r>
-              <w:rPr>
-                <w:rFonts w:ascii="Segoe UI Symbol" w:eastAsia="MS Gothic" w:hAnsi="Segoe UI Symbol" w:cs="Segoe UI Symbol"/>
-                <w:b w:val="0"/>
-              </w:rPr>
               <w:instrText xml:space="preserve"> MERGEFIELD "gpReferralStatus" </w:instrText>
-            </w:r>
-            <w:r>
-              <w:rPr>
-                <w:rFonts w:ascii="Segoe UI Symbol" w:eastAsia="MS Gothic" w:hAnsi="Segoe UI Symbol" w:cs="Segoe UI Symbol"/>
-                <w:b w:val="0"/>
-              </w:rPr>
-              <w:fldChar w:fldCharType="separate"/>
-            </w:r>
-            <w:r>
-              <w:rPr>
-                <w:rFonts w:ascii="Segoe UI Symbol" w:eastAsia="MS Gothic" w:hAnsi="Segoe UI Symbol" w:cs="Segoe UI Symbol"/>
-                <w:noProof/>
-              </w:rPr>
-              <w:t>GP referral , NA</w:t>
             </w:r>
             <w:r>
               <w:rPr>
@@ -10943,26 +10677,6 @@
                 <w:sz w:val="20"/>
                 <w:szCs w:val="20"/>
               </w:rPr>
-              <w:fldChar w:fldCharType="separate"/>
-            </w:r>
-            <w:r>
-              <w:rPr>
-                <w:rFonts w:ascii="Segoe UI Symbol" w:eastAsia="MS Gothic" w:hAnsi="Segoe UI Symbol" w:cs="Segoe UI Symbol"/>
-                <w:noProof/>
-                <w:color w:val="0070C0"/>
-                <w:sz w:val="20"/>
-                <w:szCs w:val="20"/>
-              </w:rPr>
-              <w:t>Dietician referral , Not required</w:t>
-            </w:r>
-            <w:r>
-              <w:rPr>
-                <w:rFonts w:ascii="Segoe UI Symbol" w:eastAsia="MS Gothic" w:hAnsi="Segoe UI Symbol" w:cs="Segoe UI Symbol"/>
-                <w:b w:val="0"/>
-                <w:color w:val="0070C0"/>
-                <w:sz w:val="20"/>
-                <w:szCs w:val="20"/>
-              </w:rPr>
               <w:fldChar w:fldCharType="end"/>
             </w:r>
           </w:p>
@@ -11047,6 +10761,24 @@
                 <w:sz w:val="20"/>
                 <w:szCs w:val="20"/>
               </w:rPr>
+              <w:fldChar w:fldCharType="separate"/>
+            </w:r>
+            <w:r>
+              <w:rPr>
+                <w:noProof/>
+                <w:color w:val="0070C0"/>
+                <w:sz w:val="20"/>
+                <w:szCs w:val="20"/>
+              </w:rPr>
+              <w:t>David feels nauseous and has a poor appetite with some weight loss, he has seen a Dietitian and requires nutritional supplements.</w:t>
+            </w:r>
+            <w:r>
+              <w:rPr>
+                <w:b w:val="0"/>
+                <w:color w:val="0070C0"/>
+                <w:sz w:val="20"/>
+                <w:szCs w:val="20"/>
+              </w:rPr>
               <w:fldChar w:fldCharType="end"/>
             </w:r>
           </w:p>
@@ -11087,104 +10819,76 @@
                 <w:sz w:val="20"/>
                 <w:szCs w:val="20"/>
               </w:rPr>
+              <w:fldChar w:fldCharType="end"/>
+            </w:r>
+          </w:p>
+          <w:p>
+            <w:pPr>
+              <w:pStyle w:val="FormHeading1"/>
+              <w:widowControl w:val="0"/>
+              <w:rPr>
+                <w:noProof/>
+                <w:color w:val="0070C0"/>
+                <w:sz w:val="20"/>
+                <w:szCs w:val="20"/>
+              </w:rPr>
+            </w:pPr>
+            <w:r>
+              <w:rPr>
+                <w:b w:val="0"/>
+                <w:color w:val="0070C0"/>
+                <w:sz w:val="20"/>
+                <w:szCs w:val="20"/>
+              </w:rPr>
+              <w:fldChar w:fldCharType="begin"/>
+            </w:r>
+            <w:r>
+              <w:rPr>
+                <w:b w:val="0"/>
+                <w:color w:val="0070C0"/>
+                <w:sz w:val="20"/>
+                <w:szCs w:val="20"/>
+              </w:rPr>
+              <w:instrText xml:space="preserve"> MERGEFIELD "mst" </w:instrText>
+            </w:r>
+            <w:r>
+              <w:rPr>
+                <w:b w:val="0"/>
+                <w:color w:val="0070C0"/>
+                <w:sz w:val="20"/>
+                <w:szCs w:val="20"/>
+              </w:rPr>
               <w:fldChar w:fldCharType="separate"/>
             </w:r>
             <w:r>
               <w:rPr>
-                <w:b w:val="0"/>
                 <w:noProof/>
                 <w:color w:val="0070C0"/>
                 <w:sz w:val="20"/>
                 <w:szCs w:val="20"/>
               </w:rPr>
-              <w:t xml:space="preserve">Weight: </w:t>
-            </w:r>
-            <w:r>
+              <w:t>David has lost 6-10kg weight in the last six months without trying (2)</w:t>
+            </w:r>
+          </w:p>
+          <w:p>
+            <w:pPr>
+              <w:pStyle w:val="FormHeading1"/>
+              <w:widowControl w:val="0"/>
               <w:rPr>
                 <w:noProof/>
                 <w:color w:val="0070C0"/>
                 <w:sz w:val="20"/>
                 <w:szCs w:val="20"/>
               </w:rPr>
-              <w:t>106kg</w:t>
-            </w:r>
-            <w:r>
-              <w:rPr>
-                <w:b w:val="0"/>
-                <w:color w:val="0070C0"/>
-                <w:sz w:val="20"/>
-                <w:szCs w:val="20"/>
-              </w:rPr>
-              <w:fldChar w:fldCharType="end"/>
-            </w:r>
-          </w:p>
-          <w:p>
-            <w:pPr>
-              <w:pStyle w:val="FormHeading1"/>
-              <w:widowControl w:val="0"/>
+            </w:pPr>
+            <w:r>
               <w:rPr>
                 <w:noProof/>
                 <w:color w:val="0070C0"/>
                 <w:sz w:val="20"/>
                 <w:szCs w:val="20"/>
               </w:rPr>
-            </w:pPr>
-            <w:r>
-              <w:rPr>
-                <w:b w:val="0"/>
-                <w:color w:val="0070C0"/>
-                <w:sz w:val="20"/>
-                <w:szCs w:val="20"/>
-              </w:rPr>
-              <w:fldChar w:fldCharType="begin"/>
-            </w:r>
-            <w:r>
-              <w:rPr>
-                <w:b w:val="0"/>
-                <w:color w:val="0070C0"/>
-                <w:sz w:val="20"/>
-                <w:szCs w:val="20"/>
-              </w:rPr>
-              <w:instrText xml:space="preserve"> MERGEFIELD "mst" </w:instrText>
-            </w:r>
-            <w:r>
-              <w:rPr>
-                <w:b w:val="0"/>
-                <w:color w:val="0070C0"/>
-                <w:sz w:val="20"/>
-                <w:szCs w:val="20"/>
-              </w:rPr>
-              <w:fldChar w:fldCharType="separate"/>
-            </w:r>
-            <w:r>
-              <w:rPr>
-                <w:noProof/>
-                <w:color w:val="0070C0"/>
-                <w:sz w:val="20"/>
-                <w:szCs w:val="20"/>
-              </w:rPr>
-              <w:t>Peter has been eating three quarters or more of usual intake and no loss of appetite (0)</w:t>
-            </w:r>
-          </w:p>
-          <w:p>
-            <w:pPr>
-              <w:pStyle w:val="FormHeading1"/>
-              <w:widowControl w:val="0"/>
-              <w:rPr>
-                <w:noProof/>
-                <w:color w:val="0070C0"/>
-                <w:sz w:val="20"/>
-                <w:szCs w:val="20"/>
-              </w:rPr>
-            </w:pPr>
-            <w:r>
-              <w:rPr>
-                <w:noProof/>
-                <w:color w:val="0070C0"/>
-                <w:sz w:val="20"/>
-                <w:szCs w:val="20"/>
-              </w:rPr>
-              <w:t>Peter has lost 1-5kg weight in the last six months without trying (1)</w:t>
+              <w:t>David has been eating three quarters or more of usual intake and no loss of appetite (0)</w:t>
             </w:r>
           </w:p>
           <w:p>
@@ -11246,24 +10950,6 @@
                 <w:szCs w:val="20"/>
               </w:rPr>
               <w:instrText xml:space="preserve"> MERGEFIELD "nutritionNeeds" </w:instrText>
-            </w:r>
-            <w:r>
-              <w:rPr>
-                <w:b w:val="0"/>
-                <w:color w:val="0070C0"/>
-                <w:sz w:val="20"/>
-                <w:szCs w:val="20"/>
-              </w:rPr>
-              <w:fldChar w:fldCharType="separate"/>
-            </w:r>
-            <w:r>
-              <w:rPr>
-                <w:noProof/>
-                <w:color w:val="0070C0"/>
-                <w:sz w:val="20"/>
-                <w:szCs w:val="20"/>
-              </w:rPr>
-              <w:t>Peter has a self care deficit related to meal preparation.</w:t>
             </w:r>
             <w:r>
               <w:rPr>
@@ -11346,24 +11032,6 @@
                 <w:szCs w:val="20"/>
               </w:rPr>
               <w:instrText xml:space="preserve"> MERGEFIELD "nutritionNeedsActions" </w:instrText>
-            </w:r>
-            <w:r>
-              <w:rPr>
-                <w:b w:val="0"/>
-                <w:color w:val="0070C0"/>
-                <w:sz w:val="20"/>
-                <w:szCs w:val="20"/>
-              </w:rPr>
-              <w:fldChar w:fldCharType="separate"/>
-            </w:r>
-            <w:r>
-              <w:rPr>
-                <w:noProof/>
-                <w:color w:val="0070C0"/>
-                <w:sz w:val="20"/>
-                <w:szCs w:val="20"/>
-              </w:rPr>
-              <w:t>Peter receives some meal preparation support through his NDIS provider.  He also is able to access meals delivered through Light and Easy using his HCP funding.</w:t>
             </w:r>
             <w:r>
               <w:rPr>
@@ -12483,7 +12151,7 @@
                 <w:sz w:val="20"/>
                 <w:szCs w:val="20"/>
               </w:rPr>
-              <w:t xml:space="preserve">Bladder control concerns: Peter has an SPC, Incontinence aids: NA, Current </w:t>
+              <w:t>No issues</w:t>
             </w:r>
             <w:r>
               <w:rPr>
@@ -12541,17 +12209,7 @@
                 <w:sz w:val="20"/>
                 <w:szCs w:val="20"/>
               </w:rPr>
-              <w:t xml:space="preserve"> Bowel control concerns: Chronic cosntipation - second daily suppositories and enema - self </w:t>
-            </w:r>
-            <w:r>
-              <w:rPr>
-                <w:noProof/>
-                <w:color w:val="0070C0"/>
-                <w:sz w:val="20"/>
-                <w:szCs w:val="20"/>
-              </w:rPr>
-              <w:lastRenderedPageBreak/>
-              <w:t>managed - with support of NDIS provider Cam Can</w:t>
+              <w:t>No issues</w:t>
             </w:r>
             <w:r>
               <w:rPr>
@@ -12582,6 +12240,7 @@
                 <w:sz w:val="20"/>
                 <w:szCs w:val="20"/>
               </w:rPr>
+              <w:lastRenderedPageBreak/>
               <w:fldChar w:fldCharType="begin"/>
             </w:r>
             <w:r>
@@ -12591,7 +12250,7 @@
                 <w:sz w:val="20"/>
                 <w:szCs w:val="20"/>
               </w:rPr>
-              <w:instrText xml:space="preserve"> MERGEFIELD "Toileting" </w:instrText>
+              <w:instrText xml:space="preserve"> MERGEFIELD "toiletingAssist" </w:instrText>
             </w:r>
             <w:r>
               <w:rPr>
@@ -12609,7 +12268,43 @@
                 <w:sz w:val="20"/>
                 <w:szCs w:val="20"/>
               </w:rPr>
-              <w:t>Requires assistance with toileting</w:t>
+              <w:t>Toileting overall level of support required :  Independent</w:t>
+            </w:r>
+            <w:r>
+              <w:rPr>
+                <w:b w:val="0"/>
+                <w:color w:val="0070C0"/>
+                <w:sz w:val="20"/>
+                <w:szCs w:val="20"/>
+              </w:rPr>
+              <w:fldChar w:fldCharType="end"/>
+            </w:r>
+            <w:r>
+              <w:rPr>
+                <w:b w:val="0"/>
+                <w:color w:val="0070C0"/>
+                <w:sz w:val="20"/>
+                <w:szCs w:val="20"/>
+              </w:rPr>
+              <w:t xml:space="preserve">,  </w:t>
+            </w:r>
+            <w:r>
+              <w:rPr>
+                <w:b w:val="0"/>
+                <w:color w:val="0070C0"/>
+                <w:sz w:val="20"/>
+                <w:szCs w:val="20"/>
+              </w:rPr>
+              <w:fldChar w:fldCharType="begin"/>
+            </w:r>
+            <w:r>
+              <w:rPr>
+                <w:b w:val="0"/>
+                <w:color w:val="0070C0"/>
+                <w:sz w:val="20"/>
+                <w:szCs w:val="20"/>
+              </w:rPr>
+              <w:instrText xml:space="preserve"> MERGEFIELD "toiletingSupportComments" </w:instrText>
             </w:r>
             <w:r>
               <w:rPr>
@@ -12698,73 +12393,7 @@
                 <w:sz w:val="20"/>
                 <w:szCs w:val="20"/>
               </w:rPr>
-              <w:fldChar w:fldCharType="separate"/>
-            </w:r>
-            <w:r>
-              <w:rPr>
-                <w:noProof/>
-                <w:color w:val="0070C0"/>
-                <w:sz w:val="20"/>
-                <w:szCs w:val="20"/>
-              </w:rPr>
-              <w:t>strategies: Peter manages all aspects of his elimination needs. However requires assistance with catheter management. SCC SPC care plan current and effective.</w:t>
-            </w:r>
-            <w:r>
-              <w:rPr>
-                <w:b w:val="0"/>
-                <w:color w:val="0070C0"/>
-                <w:sz w:val="20"/>
-                <w:szCs w:val="20"/>
-              </w:rPr>
               <w:fldChar w:fldCharType="end"/>
-            </w:r>
-          </w:p>
-          <w:p>
-            <w:pPr>
-              <w:pStyle w:val="FormHeading1"/>
-              <w:widowControl w:val="0"/>
-              <w:rPr>
-                <w:noProof/>
-                <w:color w:val="0070C0"/>
-                <w:sz w:val="20"/>
-                <w:szCs w:val="20"/>
-              </w:rPr>
-            </w:pPr>
-            <w:r>
-              <w:rPr>
-                <w:b w:val="0"/>
-                <w:color w:val="0070C0"/>
-                <w:sz w:val="20"/>
-                <w:szCs w:val="20"/>
-              </w:rPr>
-              <w:fldChar w:fldCharType="begin"/>
-            </w:r>
-            <w:r>
-              <w:rPr>
-                <w:b w:val="0"/>
-                <w:color w:val="0070C0"/>
-                <w:sz w:val="20"/>
-                <w:szCs w:val="20"/>
-              </w:rPr>
-              <w:instrText xml:space="preserve"> MERGEFIELD "eliminationNeeds" </w:instrText>
-            </w:r>
-            <w:r>
-              <w:rPr>
-                <w:b w:val="0"/>
-                <w:color w:val="0070C0"/>
-                <w:sz w:val="20"/>
-                <w:szCs w:val="20"/>
-              </w:rPr>
-              <w:fldChar w:fldCharType="separate"/>
-            </w:r>
-            <w:r>
-              <w:rPr>
-                <w:noProof/>
-                <w:color w:val="0070C0"/>
-                <w:sz w:val="20"/>
-                <w:szCs w:val="20"/>
-              </w:rPr>
-              <w:t>Peter requires support to manage SPC as per SCC SPC plan.  Peter requires support to manage his bowel management.  His NDIS provider supports him with this.  Peter manages this in consultation with his GP and FSH spinal unit.  Requires support with SPC management</w:t>
             </w:r>
           </w:p>
           <w:p>
@@ -12781,12 +12410,21 @@
             </w:pPr>
             <w:r>
               <w:rPr>
-                <w:noProof/>
-                <w:color w:val="0070C0"/>
-                <w:sz w:val="20"/>
-                <w:szCs w:val="20"/>
-              </w:rPr>
-              <w:t>Recurrent UTI's</w:t>
+                <w:b w:val="0"/>
+                <w:color w:val="0070C0"/>
+                <w:sz w:val="20"/>
+                <w:szCs w:val="20"/>
+              </w:rPr>
+              <w:fldChar w:fldCharType="begin"/>
+            </w:r>
+            <w:r>
+              <w:rPr>
+                <w:b w:val="0"/>
+                <w:color w:val="0070C0"/>
+                <w:sz w:val="20"/>
+                <w:szCs w:val="20"/>
+              </w:rPr>
+              <w:instrText xml:space="preserve"> MERGEFIELD "eliminationNeeds" </w:instrText>
             </w:r>
             <w:r>
               <w:rPr>
@@ -12846,10 +12484,11 @@
           <w:p>
             <w:pPr>
               <w:pStyle w:val="FormHeading1"/>
-              <w:widowControl w:val="0"/>
-              <w:rPr>
-                <w:noProof/>
-                <w:color w:val="0070C0"/>
+              <w:keepNext w:val="0"/>
+              <w:widowControl w:val="0"/>
+              <w:rPr>
+                <w:b w:val="0"/>
+                <w:color w:val="000000" w:themeColor="text1"/>
                 <w:sz w:val="20"/>
                 <w:szCs w:val="20"/>
               </w:rPr>
@@ -12871,67 +12510,6 @@
                 <w:szCs w:val="20"/>
               </w:rPr>
               <w:instrText xml:space="preserve"> MERGEFIELD "eliminationActions" </w:instrText>
-            </w:r>
-            <w:r>
-              <w:rPr>
-                <w:b w:val="0"/>
-                <w:color w:val="0070C0"/>
-                <w:sz w:val="20"/>
-                <w:szCs w:val="20"/>
-              </w:rPr>
-              <w:fldChar w:fldCharType="separate"/>
-            </w:r>
-            <w:r>
-              <w:rPr>
-                <w:noProof/>
-                <w:color w:val="0070C0"/>
-                <w:sz w:val="20"/>
-                <w:szCs w:val="20"/>
-              </w:rPr>
-              <w:t>Peter is self managing this with support of NDIS providrs. SCC WP will continue to liase with NDIS providers to ensure care needs are being addressed.</w:t>
-            </w:r>
-          </w:p>
-          <w:p>
-            <w:pPr>
-              <w:pStyle w:val="FormHeading1"/>
-              <w:widowControl w:val="0"/>
-              <w:rPr>
-                <w:noProof/>
-                <w:color w:val="0070C0"/>
-                <w:sz w:val="20"/>
-                <w:szCs w:val="20"/>
-              </w:rPr>
-            </w:pPr>
-            <w:r>
-              <w:rPr>
-                <w:noProof/>
-                <w:color w:val="0070C0"/>
-                <w:sz w:val="20"/>
-                <w:szCs w:val="20"/>
-              </w:rPr>
-              <w:t>SCC have SPC support plan in place</w:t>
-            </w:r>
-          </w:p>
-          <w:p>
-            <w:pPr>
-              <w:pStyle w:val="FormHeading1"/>
-              <w:keepNext w:val="0"/>
-              <w:widowControl w:val="0"/>
-              <w:rPr>
-                <w:b w:val="0"/>
-                <w:color w:val="000000" w:themeColor="text1"/>
-                <w:sz w:val="20"/>
-                <w:szCs w:val="20"/>
-              </w:rPr>
-            </w:pPr>
-            <w:r>
-              <w:rPr>
-                <w:noProof/>
-                <w:color w:val="0070C0"/>
-                <w:sz w:val="20"/>
-                <w:szCs w:val="20"/>
-              </w:rPr>
-              <w:t>Support plan in place.</w:t>
             </w:r>
             <w:r>
               <w:rPr>
@@ -13194,7 +12772,7 @@
                 <w:sz w:val="20"/>
                 <w:szCs w:val="20"/>
               </w:rPr>
-              <w:t>Understands – expresses ideas without difficulty</w:t>
+              <w:t>Understands – understands ideas without difficulty</w:t>
             </w:r>
             <w:r>
               <w:rPr>
@@ -13925,7 +13503,7 @@
                 <w:sz w:val="20"/>
                 <w:szCs w:val="20"/>
               </w:rPr>
-              <w:t>Vision impaired (glasses),No hearing impairment</w:t>
+              <w:t>Hearing impaired,Vision impaired (glasses)</w:t>
             </w:r>
             <w:r>
               <w:rPr>
@@ -13983,7 +13561,7 @@
                 <w:sz w:val="20"/>
                 <w:szCs w:val="20"/>
               </w:rPr>
-              <w:t>Wears reading glasses</w:t>
+              <w:t>Wears hearing aids,Wears reading glasses</w:t>
             </w:r>
             <w:r>
               <w:rPr>
@@ -13993,6 +13571,54 @@
                 <w:szCs w:val="20"/>
               </w:rPr>
               <w:fldChar w:fldCharType="end"/>
+            </w:r>
+          </w:p>
+          <w:p>
+            <w:pPr>
+              <w:pStyle w:val="FormHeading1"/>
+              <w:widowControl w:val="0"/>
+              <w:rPr>
+                <w:noProof/>
+                <w:color w:val="0070C0"/>
+                <w:sz w:val="20"/>
+                <w:szCs w:val="20"/>
+              </w:rPr>
+            </w:pPr>
+            <w:r>
+              <w:rPr>
+                <w:b w:val="0"/>
+                <w:color w:val="0070C0"/>
+                <w:sz w:val="20"/>
+                <w:szCs w:val="20"/>
+              </w:rPr>
+              <w:fldChar w:fldCharType="begin"/>
+            </w:r>
+            <w:r>
+              <w:rPr>
+                <w:b w:val="0"/>
+                <w:color w:val="0070C0"/>
+                <w:sz w:val="20"/>
+                <w:szCs w:val="20"/>
+              </w:rPr>
+              <w:instrText xml:space="preserve"> MERGEFIELD "sensoryOther" </w:instrText>
+            </w:r>
+            <w:r>
+              <w:rPr>
+                <w:b w:val="0"/>
+                <w:color w:val="0070C0"/>
+                <w:sz w:val="20"/>
+                <w:szCs w:val="20"/>
+              </w:rPr>
+              <w:fldChar w:fldCharType="separate"/>
+            </w:r>
+            <w:r>
+              <w:rPr>
+                <w:noProof/>
+                <w:color w:val="0070C0"/>
+                <w:sz w:val="20"/>
+                <w:szCs w:val="20"/>
+              </w:rPr>
+              <w:t>David wears glasses for reading and distance, he has bilateral hearing aides and chooses when to wear these.</w:t>
             </w:r>
           </w:p>
           <w:p>
@@ -14009,39 +13635,12 @@
             </w:pPr>
             <w:r>
               <w:rPr>
-                <w:b w:val="0"/>
-                <w:color w:val="0070C0"/>
-                <w:sz w:val="20"/>
-                <w:szCs w:val="20"/>
-              </w:rPr>
-              <w:fldChar w:fldCharType="begin"/>
-            </w:r>
-            <w:r>
-              <w:rPr>
-                <w:b w:val="0"/>
-                <w:color w:val="0070C0"/>
-                <w:sz w:val="20"/>
-                <w:szCs w:val="20"/>
-              </w:rPr>
-              <w:instrText xml:space="preserve"> MERGEFIELD "sensoryOther" </w:instrText>
-            </w:r>
-            <w:r>
-              <w:rPr>
-                <w:b w:val="0"/>
-                <w:color w:val="0070C0"/>
-                <w:sz w:val="20"/>
-                <w:szCs w:val="20"/>
-              </w:rPr>
-              <w:fldChar w:fldCharType="separate"/>
-            </w:r>
-            <w:r>
-              <w:rPr>
                 <w:noProof/>
                 <w:color w:val="0070C0"/>
                 <w:sz w:val="20"/>
                 <w:szCs w:val="20"/>
               </w:rPr>
-              <w:t>Hearing Impairment: Able to communicate effectively., Hearing aids: NA, Wisper test: Passed, Visual impairment: Yes, Visual aids: Bifocal glassess, Assistive technology: Peter utilises mobile phone voice and applications for communication, sensation reduced, hearing and visual checks current</w:t>
+              <w:t>David reports having numbness in his lower extremities.  He states that he has an appointment to discuss this with his GP</w:t>
             </w:r>
             <w:r>
               <w:rPr>
@@ -14082,24 +13681,6 @@
                 <w:szCs w:val="20"/>
               </w:rPr>
               <w:instrText xml:space="preserve"> MERGEFIELD "communicationNeeds" </w:instrText>
-            </w:r>
-            <w:r>
-              <w:rPr>
-                <w:b w:val="0"/>
-                <w:color w:val="0070C0"/>
-                <w:sz w:val="20"/>
-                <w:szCs w:val="20"/>
-              </w:rPr>
-              <w:fldChar w:fldCharType="separate"/>
-            </w:r>
-            <w:r>
-              <w:rPr>
-                <w:noProof/>
-                <w:color w:val="0070C0"/>
-                <w:sz w:val="20"/>
-                <w:szCs w:val="20"/>
-              </w:rPr>
-              <w:t xml:space="preserve">Peter is alert and orientated and able to communicate his care needs. Peter uses a mobile phone for communication effectively. Requires routine screening for glasses and auditory screening. </w:t>
             </w:r>
             <w:r>
               <w:rPr>
@@ -14538,7 +14119,7 @@
                 <w:sz w:val="20"/>
                 <w:szCs w:val="20"/>
               </w:rPr>
-              <w:t>Peter reports he tends not to sleep much at night and watches TV.  He stated he has been watching the tour de France. He states he tends to sleep more during the day.</w:t>
+              <w:t xml:space="preserve">David reported he struggles to sleep at night due to restless legs syndrome. He is very fatigued all the time and takes regular rests. </w:t>
             </w:r>
             <w:r>
               <w:rPr>
@@ -15231,6 +14812,7 @@
                 <w:sz w:val="20"/>
                 <w:szCs w:val="20"/>
               </w:rPr>
+              <w:lastRenderedPageBreak/>
               <w:t>Does the client have concerns relating to cognitive/behaviour</w:t>
             </w:r>
           </w:p>
@@ -15447,7 +15029,7 @@
                 <w:sz w:val="20"/>
                 <w:szCs w:val="20"/>
               </w:rPr>
-              <w:t>Falls Risk , Not required</w:t>
+              <w:t>Falls Risk , Required</w:t>
             </w:r>
             <w:r>
               <w:rPr>
@@ -15544,26 +15126,6 @@
                 <w:sz w:val="20"/>
                 <w:szCs w:val="20"/>
               </w:rPr>
-              <w:fldChar w:fldCharType="separate"/>
-            </w:r>
-            <w:r>
-              <w:rPr>
-                <w:rFonts w:ascii="Segoe UI Symbol" w:eastAsia="MS Gothic" w:hAnsi="Segoe UI Symbol" w:cs="Segoe UI Symbol"/>
-                <w:noProof/>
-                <w:color w:val="0070C0"/>
-                <w:sz w:val="20"/>
-                <w:szCs w:val="20"/>
-              </w:rPr>
-              <w:t>PT referral , NA</w:t>
-            </w:r>
-            <w:r>
-              <w:rPr>
-                <w:rFonts w:ascii="Segoe UI Symbol" w:eastAsia="MS Gothic" w:hAnsi="Segoe UI Symbol" w:cs="Segoe UI Symbol"/>
-                <w:b w:val="0"/>
-                <w:color w:val="0070C0"/>
-                <w:sz w:val="20"/>
-                <w:szCs w:val="20"/>
-              </w:rPr>
               <w:fldChar w:fldCharType="end"/>
             </w:r>
           </w:p>
@@ -15614,10 +15176,9 @@
           <w:p>
             <w:pPr>
               <w:pStyle w:val="FormHeading1"/>
-              <w:keepNext w:val="0"/>
-              <w:widowControl w:val="0"/>
-              <w:rPr>
-                <w:b w:val="0"/>
+              <w:widowControl w:val="0"/>
+              <w:rPr>
+                <w:noProof/>
                 <w:color w:val="0070C0"/>
                 <w:sz w:val="20"/>
                 <w:szCs w:val="20"/>
@@ -15657,16 +15218,49 @@
                 <w:sz w:val="20"/>
                 <w:szCs w:val="20"/>
               </w:rPr>
-              <w:t>No falls in last 12 months</w:t>
-            </w:r>
-            <w:r>
-              <w:rPr>
-                <w:b w:val="0"/>
-                <w:color w:val="0070C0"/>
-                <w:sz w:val="20"/>
-                <w:szCs w:val="20"/>
-              </w:rPr>
-              <w:fldChar w:fldCharType="end"/>
+              <w:t>No falls in last 12 months - (0)</w:t>
+            </w:r>
+          </w:p>
+          <w:p>
+            <w:pPr>
+              <w:pStyle w:val="FormHeading1"/>
+              <w:widowControl w:val="0"/>
+              <w:rPr>
+                <w:noProof/>
+                <w:color w:val="0070C0"/>
+                <w:sz w:val="20"/>
+                <w:szCs w:val="20"/>
+              </w:rPr>
+            </w:pPr>
+            <w:r>
+              <w:rPr>
+                <w:noProof/>
+                <w:color w:val="0070C0"/>
+                <w:sz w:val="20"/>
+                <w:szCs w:val="20"/>
+              </w:rPr>
+              <w:t>Some assistance required with instrumental activities of daily living (eg cooking, housework, laundry)(2)</w:t>
+            </w:r>
+          </w:p>
+          <w:p>
+            <w:pPr>
+              <w:pStyle w:val="FormHeading1"/>
+              <w:widowControl w:val="0"/>
+              <w:rPr>
+                <w:noProof/>
+                <w:color w:val="0070C0"/>
+                <w:sz w:val="20"/>
+                <w:szCs w:val="20"/>
+              </w:rPr>
+            </w:pPr>
+            <w:r>
+              <w:rPr>
+                <w:noProof/>
+                <w:color w:val="0070C0"/>
+                <w:sz w:val="20"/>
+                <w:szCs w:val="20"/>
+              </w:rPr>
+              <w:t>No unsteadiness observed (0)</w:t>
             </w:r>
           </w:p>
           <w:p>
@@ -15676,6 +15270,37 @@
               <w:widowControl w:val="0"/>
               <w:rPr>
                 <w:b w:val="0"/>
+                <w:color w:val="0070C0"/>
+                <w:sz w:val="20"/>
+                <w:szCs w:val="20"/>
+              </w:rPr>
+            </w:pPr>
+            <w:r>
+              <w:rPr>
+                <w:noProof/>
+                <w:color w:val="0070C0"/>
+                <w:sz w:val="20"/>
+                <w:szCs w:val="20"/>
+              </w:rPr>
+              <w:t>0 - 3 Low risk of falls - Further assessment and management if functional/balance problem identified</w:t>
+            </w:r>
+            <w:r>
+              <w:rPr>
+                <w:b w:val="0"/>
+                <w:color w:val="0070C0"/>
+                <w:sz w:val="20"/>
+                <w:szCs w:val="20"/>
+              </w:rPr>
+              <w:fldChar w:fldCharType="end"/>
+            </w:r>
+          </w:p>
+          <w:p>
+            <w:pPr>
+              <w:pStyle w:val="FormHeading1"/>
+              <w:keepNext w:val="0"/>
+              <w:widowControl w:val="0"/>
+              <w:rPr>
+                <w:b w:val="0"/>
                 <w:color w:val="000000" w:themeColor="text1"/>
                 <w:sz w:val="20"/>
                 <w:szCs w:val="20"/>
@@ -15698,6 +15323,24 @@
                 <w:szCs w:val="20"/>
               </w:rPr>
               <w:instrText xml:space="preserve"> MERGEFIELD "fallsOther" </w:instrText>
+            </w:r>
+            <w:r>
+              <w:rPr>
+                <w:b w:val="0"/>
+                <w:color w:val="0070C0"/>
+                <w:sz w:val="20"/>
+                <w:szCs w:val="20"/>
+              </w:rPr>
+              <w:fldChar w:fldCharType="separate"/>
+            </w:r>
+            <w:r>
+              <w:rPr>
+                <w:noProof/>
+                <w:color w:val="0070C0"/>
+                <w:sz w:val="20"/>
+                <w:szCs w:val="20"/>
+              </w:rPr>
+              <w:t>No falls however is experiencing dizzy spells and is fearful of falling due to stumbles and near misses. He has a pendent alarm. ACAT</w:t>
             </w:r>
             <w:r>
               <w:rPr>
@@ -15806,7 +15449,7 @@
           <w:noProof/>
           <w:color w:val="0070C0"/>
         </w:rPr>
-        <w:t>Environmental checklist: Petes home is well organised and clutter free. It is suitable for full wheelchair access., Key safe: Insitu, Alarm pendant: Declines to use. Prefers to use mobile phone, Garden: Client has regular Gardener current under HCP, Inside: Unable to maintain heavier household tasks due to physical impairments, Shopping: Requires assistance with transport, carriage and putting away of groceries, Household management: Pete manages his own household and finances., Assitive technology: Mobile phone, tablet., Current strategies: Peter has engaged an OT that is funded through NDIS.  No changes.</w:t>
+        <w:t>WP to conduct further investigation re home set up and need for OT assessment.</w:t>
       </w:r>
       <w:r>
         <w:rPr>
@@ -16133,26 +15776,6 @@
                 <w:sz w:val="20"/>
                 <w:szCs w:val="20"/>
               </w:rPr>
-              <w:fldChar w:fldCharType="separate"/>
-            </w:r>
-            <w:r>
-              <w:rPr>
-                <w:rFonts w:ascii="Segoe UI Symbol" w:eastAsia="MS Gothic" w:hAnsi="Segoe UI Symbol" w:cs="Segoe UI Symbol"/>
-                <w:noProof/>
-                <w:color w:val="0070C0"/>
-                <w:sz w:val="20"/>
-                <w:szCs w:val="20"/>
-              </w:rPr>
-              <w:t>PT referral , NA</w:t>
-            </w:r>
-            <w:r>
-              <w:rPr>
-                <w:rFonts w:ascii="Segoe UI Symbol" w:eastAsia="MS Gothic" w:hAnsi="Segoe UI Symbol" w:cs="Segoe UI Symbol"/>
-                <w:b w:val="0"/>
-                <w:color w:val="0070C0"/>
-                <w:sz w:val="20"/>
-                <w:szCs w:val="20"/>
-              </w:rPr>
               <w:fldChar w:fldCharType="end"/>
             </w:r>
           </w:p>
@@ -16240,26 +15863,6 @@
                 <w:sz w:val="20"/>
                 <w:szCs w:val="20"/>
               </w:rPr>
-              <w:fldChar w:fldCharType="separate"/>
-            </w:r>
-            <w:r>
-              <w:rPr>
-                <w:rFonts w:ascii="Segoe UI Symbol" w:eastAsia="MS Gothic" w:hAnsi="Segoe UI Symbol" w:cs="Segoe UI Symbol"/>
-                <w:noProof/>
-                <w:color w:val="0070C0"/>
-                <w:sz w:val="20"/>
-                <w:szCs w:val="20"/>
-              </w:rPr>
-              <w:t>OT referral , NA</w:t>
-            </w:r>
-            <w:r>
-              <w:rPr>
-                <w:rFonts w:ascii="Segoe UI Symbol" w:eastAsia="MS Gothic" w:hAnsi="Segoe UI Symbol" w:cs="Segoe UI Symbol"/>
-                <w:b w:val="0"/>
-                <w:color w:val="0070C0"/>
-                <w:sz w:val="20"/>
-                <w:szCs w:val="20"/>
-              </w:rPr>
               <w:fldChar w:fldCharType="end"/>
             </w:r>
           </w:p>
@@ -16344,24 +15947,6 @@
                 <w:sz w:val="20"/>
                 <w:szCs w:val="20"/>
               </w:rPr>
-              <w:fldChar w:fldCharType="separate"/>
-            </w:r>
-            <w:r>
-              <w:rPr>
-                <w:noProof/>
-                <w:color w:val="0070C0"/>
-                <w:sz w:val="20"/>
-                <w:szCs w:val="20"/>
-              </w:rPr>
-              <w:t>Peters mobility/transfers are support through his NDIS providers.</w:t>
-            </w:r>
-            <w:r>
-              <w:rPr>
-                <w:b w:val="0"/>
-                <w:color w:val="0070C0"/>
-                <w:sz w:val="20"/>
-                <w:szCs w:val="20"/>
-              </w:rPr>
               <w:fldChar w:fldCharType="end"/>
             </w:r>
           </w:p>
@@ -16421,7 +16006,7 @@
                 <w:sz w:val="20"/>
                 <w:szCs w:val="20"/>
               </w:rPr>
-              <w:t>Physical assist x2 transfers inside the home.</w:t>
+              <w:t>Independent transfers inside the home.</w:t>
             </w:r>
             <w:r>
               <w:rPr>
@@ -16557,7 +16142,7 @@
                 <w:sz w:val="20"/>
                 <w:szCs w:val="20"/>
               </w:rPr>
-              <w:t>Physical assist x2 transfers outside the home.</w:t>
+              <w:t>Independent transfers outside the home.</w:t>
             </w:r>
             <w:r>
               <w:rPr>
@@ -16693,7 +16278,7 @@
                 <w:sz w:val="20"/>
                 <w:szCs w:val="20"/>
               </w:rPr>
-              <w:t>Wheel chair for all ambulation,Cradle hoist</w:t>
+              <w:t>No mobility aids</w:t>
             </w:r>
             <w:r>
               <w:rPr>
@@ -16761,7 +16346,7 @@
                 <w:sz w:val="20"/>
                 <w:szCs w:val="20"/>
               </w:rPr>
-              <w:t>Wheel chair for all ambulation</w:t>
+              <w:t>No mobility aids</w:t>
             </w:r>
             <w:r>
               <w:rPr>
@@ -16829,7 +16414,7 @@
                 <w:sz w:val="20"/>
                 <w:szCs w:val="20"/>
               </w:rPr>
-              <w:t>Did not walk</w:t>
+              <w:t>100 meters +</w:t>
             </w:r>
             <w:r>
               <w:rPr>
@@ -16897,7 +16482,7 @@
                 <w:sz w:val="20"/>
                 <w:szCs w:val="20"/>
               </w:rPr>
-              <w:t>Dependant- stair-chairlift</w:t>
+              <w:t>Independent – e.g., able to navigate up to flight 12/14 stairs</w:t>
             </w:r>
             <w:r>
               <w:rPr>
@@ -16965,7 +16550,7 @@
                 <w:sz w:val="20"/>
                 <w:szCs w:val="20"/>
               </w:rPr>
-              <w:t>Assistance required</w:t>
+              <w:t>Independent – No help, setup, or supervision</w:t>
             </w:r>
             <w:r>
               <w:rPr>
@@ -17050,24 +16635,6 @@
                 <w:szCs w:val="20"/>
               </w:rPr>
               <w:instrText xml:space="preserve"> MERGEFIELD "mobilityFallsActions" </w:instrText>
-            </w:r>
-            <w:r>
-              <w:rPr>
-                <w:b w:val="0"/>
-                <w:color w:val="0070C0"/>
-                <w:sz w:val="20"/>
-                <w:szCs w:val="20"/>
-              </w:rPr>
-              <w:fldChar w:fldCharType="separate"/>
-            </w:r>
-            <w:r>
-              <w:rPr>
-                <w:noProof/>
-                <w:color w:val="0070C0"/>
-                <w:sz w:val="20"/>
-                <w:szCs w:val="20"/>
-              </w:rPr>
-              <w:t>Ongoing collaboration with NDIS providers to ensure Peters needs are being met.</w:t>
             </w:r>
             <w:r>
               <w:rPr>
@@ -17135,7 +16702,6 @@
                 <w:sz w:val="20"/>
                 <w:szCs w:val="20"/>
               </w:rPr>
-              <w:lastRenderedPageBreak/>
               <w:t>Equipment and Oxygen</w:t>
             </w:r>
           </w:p>
@@ -17338,6 +16904,34 @@
                 <w:sz w:val="20"/>
                 <w:szCs w:val="20"/>
               </w:rPr>
+              <w:fldChar w:fldCharType="separate"/>
+            </w:r>
+            <w:r>
+              <w:rPr>
+                <w:b w:val="0"/>
+                <w:noProof/>
+                <w:color w:val="0070C0"/>
+                <w:sz w:val="20"/>
+                <w:szCs w:val="20"/>
+              </w:rPr>
+              <w:t xml:space="preserve">Equipment required: </w:t>
+            </w:r>
+            <w:r>
+              <w:rPr>
+                <w:noProof/>
+                <w:color w:val="0070C0"/>
+                <w:sz w:val="20"/>
+                <w:szCs w:val="20"/>
+              </w:rPr>
+              <w:t>Shower chair/stool</w:t>
+            </w:r>
+            <w:r>
+              <w:rPr>
+                <w:b w:val="0"/>
+                <w:color w:val="0070C0"/>
+                <w:sz w:val="20"/>
+                <w:szCs w:val="20"/>
+              </w:rPr>
               <w:fldChar w:fldCharType="end"/>
             </w:r>
           </w:p>
@@ -17370,6 +16964,34 @@
                 <w:szCs w:val="20"/>
               </w:rPr>
               <w:instrText xml:space="preserve"> MERGEFIELD  homeModificationsRequired \b "Home mods required: " </w:instrText>
+            </w:r>
+            <w:r>
+              <w:rPr>
+                <w:b w:val="0"/>
+                <w:color w:val="0070C0"/>
+                <w:sz w:val="20"/>
+                <w:szCs w:val="20"/>
+              </w:rPr>
+              <w:fldChar w:fldCharType="separate"/>
+            </w:r>
+            <w:r>
+              <w:rPr>
+                <w:b w:val="0"/>
+                <w:noProof/>
+                <w:color w:val="0070C0"/>
+                <w:sz w:val="20"/>
+                <w:szCs w:val="20"/>
+              </w:rPr>
+              <w:t xml:space="preserve">Home mods required: </w:t>
+            </w:r>
+            <w:r>
+              <w:rPr>
+                <w:noProof/>
+                <w:color w:val="0070C0"/>
+                <w:sz w:val="20"/>
+                <w:szCs w:val="20"/>
+              </w:rPr>
+              <w:t>Railing bathroom</w:t>
             </w:r>
             <w:r>
               <w:rPr>
@@ -17561,6 +17183,7 @@
                 <w:sz w:val="20"/>
                 <w:szCs w:val="20"/>
               </w:rPr>
+              <w:lastRenderedPageBreak/>
               <w:t>Equipment sighted at home</w:t>
             </w:r>
           </w:p>
@@ -17599,19 +17222,6 @@
                 <w:color w:val="0070C0"/>
               </w:rPr>
               <w:instrText xml:space="preserve"> MERGEFIELD "otherEquipmentUsed" </w:instrText>
-            </w:r>
-            <w:r>
-              <w:rPr>
-                <w:color w:val="0070C0"/>
-              </w:rPr>
-              <w:fldChar w:fldCharType="separate"/>
-            </w:r>
-            <w:r>
-              <w:rPr>
-                <w:noProof/>
-                <w:color w:val="0070C0"/>
-              </w:rPr>
-              <w:t>Shower chair/stool,Hospital bed</w:t>
             </w:r>
             <w:r>
               <w:rPr>
@@ -18260,6 +17870,54 @@
           <w:p>
             <w:pPr>
               <w:pStyle w:val="FormHeading1"/>
+              <w:widowControl w:val="0"/>
+              <w:rPr>
+                <w:noProof/>
+                <w:color w:val="000000" w:themeColor="text1"/>
+                <w:sz w:val="20"/>
+                <w:szCs w:val="20"/>
+              </w:rPr>
+            </w:pPr>
+            <w:r>
+              <w:rPr>
+                <w:b w:val="0"/>
+                <w:color w:val="000000" w:themeColor="text1"/>
+                <w:sz w:val="20"/>
+                <w:szCs w:val="20"/>
+              </w:rPr>
+              <w:fldChar w:fldCharType="begin"/>
+            </w:r>
+            <w:r>
+              <w:rPr>
+                <w:b w:val="0"/>
+                <w:color w:val="000000" w:themeColor="text1"/>
+                <w:sz w:val="20"/>
+                <w:szCs w:val="20"/>
+              </w:rPr>
+              <w:instrText xml:space="preserve"> MERGEFIELD "oxygen" </w:instrText>
+            </w:r>
+            <w:r>
+              <w:rPr>
+                <w:b w:val="0"/>
+                <w:color w:val="000000" w:themeColor="text1"/>
+                <w:sz w:val="20"/>
+                <w:szCs w:val="20"/>
+              </w:rPr>
+              <w:fldChar w:fldCharType="separate"/>
+            </w:r>
+            <w:r>
+              <w:rPr>
+                <w:noProof/>
+                <w:color w:val="000000" w:themeColor="text1"/>
+                <w:sz w:val="20"/>
+                <w:szCs w:val="20"/>
+              </w:rPr>
+              <w:t>Needs:NA</w:t>
+            </w:r>
+          </w:p>
+          <w:p>
+            <w:pPr>
+              <w:pStyle w:val="FormHeading1"/>
               <w:keepNext w:val="0"/>
               <w:widowControl w:val="0"/>
               <w:rPr>
@@ -18271,21 +17929,12 @@
             </w:pPr>
             <w:r>
               <w:rPr>
-                <w:b w:val="0"/>
-                <w:color w:val="000000" w:themeColor="text1"/>
-                <w:sz w:val="20"/>
-                <w:szCs w:val="20"/>
-              </w:rPr>
-              <w:fldChar w:fldCharType="begin"/>
-            </w:r>
-            <w:r>
-              <w:rPr>
-                <w:b w:val="0"/>
-                <w:color w:val="000000" w:themeColor="text1"/>
-                <w:sz w:val="20"/>
-                <w:szCs w:val="20"/>
-              </w:rPr>
-              <w:instrText xml:space="preserve"> MERGEFIELD "oxygen" </w:instrText>
+                <w:noProof/>
+                <w:color w:val="000000" w:themeColor="text1"/>
+                <w:sz w:val="20"/>
+                <w:szCs w:val="20"/>
+              </w:rPr>
+              <w:t>Supplement:NA</w:t>
             </w:r>
             <w:r>
               <w:rPr>
@@ -19590,19 +19239,6 @@
               <w:rPr>
                 <w:rFonts w:ascii="Segoe UI Symbol" w:eastAsia="MS Gothic" w:hAnsi="Segoe UI Symbol" w:cs="Segoe UI Symbol"/>
               </w:rPr>
-              <w:fldChar w:fldCharType="separate"/>
-            </w:r>
-            <w:r>
-              <w:rPr>
-                <w:rFonts w:ascii="Segoe UI Symbol" w:eastAsia="MS Gothic" w:hAnsi="Segoe UI Symbol" w:cs="Segoe UI Symbol"/>
-                <w:noProof/>
-              </w:rPr>
-              <w:t>OT referral , NA</w:t>
-            </w:r>
-            <w:r>
-              <w:rPr>
-                <w:rFonts w:ascii="Segoe UI Symbol" w:eastAsia="MS Gothic" w:hAnsi="Segoe UI Symbol" w:cs="Segoe UI Symbol"/>
-              </w:rPr>
               <w:fldChar w:fldCharType="end"/>
             </w:r>
           </w:p>
@@ -19898,19 +19534,6 @@
               <w:rPr>
                 <w:rFonts w:ascii="Segoe UI Symbol" w:eastAsia="MS Gothic" w:hAnsi="Segoe UI Symbol" w:cs="Segoe UI Symbol"/>
               </w:rPr>
-              <w:fldChar w:fldCharType="separate"/>
-            </w:r>
-            <w:r>
-              <w:rPr>
-                <w:rFonts w:ascii="Segoe UI Symbol" w:eastAsia="MS Gothic" w:hAnsi="Segoe UI Symbol" w:cs="Segoe UI Symbol"/>
-                <w:noProof/>
-              </w:rPr>
-              <w:t>GP referral , NA</w:t>
-            </w:r>
-            <w:r>
-              <w:rPr>
-                <w:rFonts w:ascii="Segoe UI Symbol" w:eastAsia="MS Gothic" w:hAnsi="Segoe UI Symbol" w:cs="Segoe UI Symbol"/>
-              </w:rPr>
               <w:fldChar w:fldCharType="end"/>
             </w:r>
           </w:p>
@@ -20095,6 +19718,26 @@
               <w:rPr>
                 <w:color w:val="0070C0"/>
               </w:rPr>
+              <w:fldChar w:fldCharType="separate"/>
+            </w:r>
+            <w:r>
+              <w:rPr>
+                <w:noProof/>
+                <w:color w:val="0070C0"/>
+              </w:rPr>
+              <w:t xml:space="preserve">Drugs/Alcohol: </w:t>
+            </w:r>
+            <w:r>
+              <w:rPr>
+                <w:noProof/>
+                <w:color w:val="0070C0"/>
+              </w:rPr>
+              <w:t xml:space="preserve">David recently gave up smoking a pipe.  </w:t>
+            </w:r>
+            <w:r>
+              <w:rPr>
+                <w:color w:val="0070C0"/>
+              </w:rPr>
               <w:fldChar w:fldCharType="end"/>
             </w:r>
           </w:p>
@@ -20126,6 +19769,19 @@
               <w:rPr>
                 <w:color w:val="0070C0"/>
               </w:rPr>
+              <w:fldChar w:fldCharType="separate"/>
+            </w:r>
+            <w:r>
+              <w:rPr>
+                <w:noProof/>
+                <w:color w:val="0070C0"/>
+              </w:rPr>
+              <w:t>David reports strong pain medications and effects of treatments have caused his mind to feel fuzzy and vague, he needs to write things down to ensure he remembers dates and appointments</w:t>
+            </w:r>
+            <w:r>
+              <w:rPr>
+                <w:color w:val="0070C0"/>
+              </w:rPr>
               <w:fldChar w:fldCharType="end"/>
             </w:r>
           </w:p>
@@ -20164,7 +19820,7 @@
                 <w:noProof/>
                 <w:color w:val="0070C0"/>
               </w:rPr>
-              <w:t>Please spell your last name (for me). And your first name?: Correct, What year were you born in?: Correct, So how old are you now?: Correct, Cognitive/behavioural changes: None, Dementia supplement: No, Depression: No current ideation</w:t>
+              <w:t>Men's shed - caravan project. Discussed potential for SS services for community access and general support. David reported that he is able to get to own appointments currently and do own shopping.  He reports frequent visits and contact with church members, currently a little too much. Declined social support services.</w:t>
             </w:r>
             <w:r>
               <w:rPr>
@@ -20215,7 +19871,7 @@
                 <w:noProof/>
                 <w:color w:val="0070C0"/>
               </w:rPr>
-              <w:t>Peter often states that it is not worth him having medical procedures.  He has stated that he has in the past had suicidal ideations.  He states that he does not currently have a plan to act on any suicidal ideation.  Peter stated that he would be here on Monday when the RN was next visiting.  Peter has been provided with crisis help line numbers and encouraged to use these when he is overwhelmed.  His support coordinator has spoken to him and his sister about consulting his GP to discuss a mental health plan.  Peter cites not being able to get out as he used to in his own van as a big factor in him not being feeling down.  Noted that Cam Can is working to obtain a vehicle that he can use to access the community.</w:t>
+              <w:t>Low mood since cancer diagnosis.  He is also being treated for clinical depression which is impacting his motivation and functioning. David stated he is feeling very low in mood and is taking antidepressants. Experiences anxiety....Is accessing counselling services via GP Mental Health plan.</w:t>
             </w:r>
             <w:r>
               <w:rPr>
@@ -20247,19 +19903,6 @@
                 <w:color w:val="0070C0"/>
               </w:rPr>
               <w:instrText xml:space="preserve"> MERGEFIELD "pyscholigicalNeeds" </w:instrText>
-            </w:r>
-            <w:r>
-              <w:rPr>
-                <w:color w:val="0070C0"/>
-              </w:rPr>
-              <w:fldChar w:fldCharType="separate"/>
-            </w:r>
-            <w:r>
-              <w:rPr>
-                <w:noProof/>
-                <w:color w:val="0070C0"/>
-              </w:rPr>
-              <w:t>? Depression ? cognitive screening</w:t>
             </w:r>
             <w:r>
               <w:rPr>
@@ -20780,17 +20423,7 @@
                 <w:sz w:val="20"/>
                 <w:szCs w:val="20"/>
               </w:rPr>
-              <w:t xml:space="preserve">If yes, tick all that </w:t>
-            </w:r>
-            <w:r>
-              <w:rPr>
-                <w:b w:val="0"/>
-                <w:color w:val="000000" w:themeColor="text1"/>
-                <w:sz w:val="20"/>
-                <w:szCs w:val="20"/>
-              </w:rPr>
-              <w:lastRenderedPageBreak/>
-              <w:t>apply</w:t>
+              <w:t>If yes, tick all that apply</w:t>
             </w:r>
           </w:p>
         </w:tc>
@@ -21607,6 +21240,7 @@
                 <w:sz w:val="20"/>
                 <w:szCs w:val="20"/>
               </w:rPr>
+              <w:lastRenderedPageBreak/>
               <w:t>Specify smartphone and/or tablet details below</w:t>
             </w:r>
           </w:p>
@@ -21922,7 +21556,7 @@
                 <w:sz w:val="20"/>
                 <w:szCs w:val="20"/>
               </w:rPr>
-              <w:t>Personal Emergeny Response System , Not required</w:t>
+              <w:t>Personal Emergeny Response System , Installed</w:t>
             </w:r>
             <w:r>
               <w:rPr>
@@ -22106,7 +21740,7 @@
                 <w:noProof/>
                 <w:color w:val="0070C0"/>
               </w:rPr>
-              <w:t>Client has EPA? , Yes, details provided</w:t>
+              <w:t>Client has EPA? , No, information/referral provided</w:t>
             </w:r>
             <w:r>
               <w:rPr>
@@ -22152,7 +21786,7 @@
                 <w:noProof/>
                 <w:color w:val="0070C0"/>
               </w:rPr>
-              <w:t>Client has EPG? , Yes, details provided</w:t>
+              <w:t>Client has EPG? , No, information/referral provided</w:t>
             </w:r>
             <w:r>
               <w:rPr>
@@ -22194,7 +21828,7 @@
                 <w:noProof/>
                 <w:color w:val="0070C0"/>
               </w:rPr>
-              <w:t>Client has AHD? , Yes, details provided</w:t>
+              <w:t>Client has AHD? , No, information/referral provided</w:t>
             </w:r>
             <w:r>
               <w:rPr>
@@ -22271,7 +21905,7 @@
                 <w:noProof/>
                 <w:color w:val="0070C0"/>
               </w:rPr>
-              <w:t>Sister Kerry is EPG. Discussed AHD 15/7/2024 - has developed final version has plan to visit GP to review and sign. Kerry facilitating and advise when copy available.</w:t>
+              <w:t>David provided information pack re advanced care planning 15/8/2024. Some discussion had about the benefits and ways to go about this.  David declined further face to face support and stated he would talk with his son about this.</w:t>
             </w:r>
             <w:r>
               <w:rPr>
@@ -22634,7 +22268,7 @@
               <w:rPr>
                 <w:noProof/>
               </w:rPr>
-              <w:t>Falls Risk , Not required</w:t>
+              <w:t>Falls Risk , Required</w:t>
             </w:r>
             <w:r>
               <w:rPr>
@@ -22664,13 +22298,37 @@
               <w:rPr>
                 <w:noProof/>
               </w:rPr>
+              <w:fldChar w:fldCharType="end"/>
+            </w:r>
+          </w:p>
+          <w:p>
+            <w:pPr>
+              <w:pStyle w:val="FormFont2"/>
+              <w:widowControl w:val="0"/>
+            </w:pPr>
+            <w:r>
+              <w:rPr>
+                <w:noProof/>
+              </w:rPr>
+              <w:fldChar w:fldCharType="begin"/>
+            </w:r>
+            <w:r>
+              <w:rPr>
+                <w:noProof/>
+              </w:rPr>
+              <w:instrText xml:space="preserve"> MERGEFIELD "hierarchicDemetiaScaleStatus" </w:instrText>
+            </w:r>
+            <w:r>
+              <w:rPr>
+                <w:noProof/>
+              </w:rPr>
               <w:fldChar w:fldCharType="separate"/>
             </w:r>
             <w:r>
               <w:rPr>
                 <w:noProof/>
               </w:rPr>
-              <w:t>Functional ADL Ax , Not required</w:t>
+              <w:t>Hierarchic Dementia Scale Ax , Not required</w:t>
             </w:r>
             <w:r>
               <w:rPr>
@@ -22694,7 +22352,7 @@
               <w:rPr>
                 <w:noProof/>
               </w:rPr>
-              <w:instrText xml:space="preserve"> MERGEFIELD "hierarchicDemetiaScaleStatus" </w:instrText>
+              <w:instrText xml:space="preserve"> MERGEFIELD "MedicationManagementAssessmentStatus" </w:instrText>
             </w:r>
             <w:r>
               <w:rPr>
@@ -22706,7 +22364,7 @@
               <w:rPr>
                 <w:noProof/>
               </w:rPr>
-              <w:t>Hierarchic Dementia Scale Ax , Not required</w:t>
+              <w:t>Medication management Ax , Not required</w:t>
             </w:r>
             <w:r>
               <w:rPr>
@@ -22730,7 +22388,7 @@
               <w:rPr>
                 <w:noProof/>
               </w:rPr>
-              <w:instrText xml:space="preserve"> MERGEFIELD "MedicationManagementAssessmentStatus" </w:instrText>
+              <w:instrText xml:space="preserve"> MERGEFIELD "mmseStatus" </w:instrText>
             </w:r>
             <w:r>
               <w:rPr>
@@ -22742,7 +22400,7 @@
               <w:rPr>
                 <w:noProof/>
               </w:rPr>
-              <w:t>Medication management Ax , Not required</w:t>
+              <w:t>MMSE , Not required</w:t>
             </w:r>
             <w:r>
               <w:rPr>
@@ -22750,6 +22408,36 @@
               </w:rPr>
               <w:fldChar w:fldCharType="end"/>
             </w:r>
+            <w:r>
+              <w:rPr>
+                <w:noProof/>
+              </w:rPr>
+              <w:fldChar w:fldCharType="begin"/>
+            </w:r>
+            <w:r>
+              <w:rPr>
+                <w:noProof/>
+              </w:rPr>
+              <w:instrText xml:space="preserve"> MERGEFIELD "painAssessmentStatus" </w:instrText>
+            </w:r>
+            <w:r>
+              <w:rPr>
+                <w:noProof/>
+              </w:rPr>
+              <w:fldChar w:fldCharType="separate"/>
+            </w:r>
+            <w:r>
+              <w:rPr>
+                <w:noProof/>
+              </w:rPr>
+              <w:t>Pain Ax , Required</w:t>
+            </w:r>
+            <w:r>
+              <w:rPr>
+                <w:noProof/>
+              </w:rPr>
+              <w:fldChar w:fldCharType="end"/>
+            </w:r>
           </w:p>
           <w:p>
             <w:pPr>
@@ -22766,7 +22454,7 @@
               <w:rPr>
                 <w:noProof/>
               </w:rPr>
-              <w:instrText xml:space="preserve"> MERGEFIELD "mmseStatus" </w:instrText>
+              <w:instrText xml:space="preserve"> MERGEFIELD "pressureInjuryRiskAssessmentStatus" </w:instrText>
             </w:r>
             <w:r>
               <w:rPr>
@@ -22778,73 +22466,7 @@
               <w:rPr>
                 <w:noProof/>
               </w:rPr>
-              <w:t>MMSE , Not required</w:t>
-            </w:r>
-            <w:r>
-              <w:rPr>
-                <w:noProof/>
-              </w:rPr>
-              <w:fldChar w:fldCharType="end"/>
-            </w:r>
-            <w:r>
-              <w:rPr>
-                <w:noProof/>
-              </w:rPr>
-              <w:fldChar w:fldCharType="begin"/>
-            </w:r>
-            <w:r>
-              <w:rPr>
-                <w:noProof/>
-              </w:rPr>
-              <w:instrText xml:space="preserve"> MERGEFIELD "painAssessmentStatus" </w:instrText>
-            </w:r>
-            <w:r>
-              <w:rPr>
-                <w:noProof/>
-              </w:rPr>
-              <w:fldChar w:fldCharType="separate"/>
-            </w:r>
-            <w:r>
-              <w:rPr>
-                <w:noProof/>
-              </w:rPr>
-              <w:t>Pain Ax , Not required</w:t>
-            </w:r>
-            <w:r>
-              <w:rPr>
-                <w:noProof/>
-              </w:rPr>
-              <w:fldChar w:fldCharType="end"/>
-            </w:r>
-          </w:p>
-          <w:p>
-            <w:pPr>
-              <w:pStyle w:val="FormFont2"/>
-              <w:widowControl w:val="0"/>
-            </w:pPr>
-            <w:r>
-              <w:rPr>
-                <w:noProof/>
-              </w:rPr>
-              <w:fldChar w:fldCharType="begin"/>
-            </w:r>
-            <w:r>
-              <w:rPr>
-                <w:noProof/>
-              </w:rPr>
-              <w:instrText xml:space="preserve"> MERGEFIELD "pressureInjuryRiskAssessmentStatus" </w:instrText>
-            </w:r>
-            <w:r>
-              <w:rPr>
-                <w:noProof/>
-              </w:rPr>
-              <w:fldChar w:fldCharType="separate"/>
-            </w:r>
-            <w:r>
-              <w:rPr>
-                <w:noProof/>
-              </w:rPr>
-              <w:t>Pressure injury risk Ax , Not required</w:t>
+              <w:t>Pressure injury risk Ax , Completed</w:t>
             </w:r>
             <w:r>
               <w:rPr>
@@ -23169,18 +22791,6 @@
               <w:rPr>
                 <w:noProof/>
               </w:rPr>
-              <w:fldChar w:fldCharType="separate"/>
-            </w:r>
-            <w:r>
-              <w:rPr>
-                <w:noProof/>
-              </w:rPr>
-              <w:t>GP referral , NA</w:t>
-            </w:r>
-            <w:r>
-              <w:rPr>
-                <w:noProof/>
-              </w:rPr>
               <w:fldChar w:fldCharType="end"/>
             </w:r>
           </w:p>
@@ -23211,18 +22821,6 @@
               <w:rPr>
                 <w:noProof/>
               </w:rPr>
-              <w:fldChar w:fldCharType="separate"/>
-            </w:r>
-            <w:r>
-              <w:rPr>
-                <w:noProof/>
-              </w:rPr>
-              <w:t>OT referral , NA</w:t>
-            </w:r>
-            <w:r>
-              <w:rPr>
-                <w:noProof/>
-              </w:rPr>
               <w:fldChar w:fldCharType="end"/>
             </w:r>
           </w:p>
@@ -23259,18 +22857,6 @@
               <w:rPr>
                 <w:noProof/>
               </w:rPr>
-              <w:fldChar w:fldCharType="separate"/>
-            </w:r>
-            <w:r>
-              <w:rPr>
-                <w:noProof/>
-              </w:rPr>
-              <w:t>Podiatry referral , Completed</w:t>
-            </w:r>
-            <w:r>
-              <w:rPr>
-                <w:noProof/>
-              </w:rPr>
               <w:fldChar w:fldCharType="end"/>
             </w:r>
           </w:p>
@@ -23296,18 +22882,6 @@
                 <w:noProof/>
               </w:rPr>
               <w:instrText xml:space="preserve"> MERGEFIELD "ptReferralStatus" </w:instrText>
-            </w:r>
-            <w:r>
-              <w:rPr>
-                <w:noProof/>
-              </w:rPr>
-              <w:fldChar w:fldCharType="separate"/>
-            </w:r>
-            <w:r>
-              <w:rPr>
-                <w:noProof/>
-              </w:rPr>
-              <w:t>PT referral , NA</w:t>
             </w:r>
             <w:r>
               <w:rPr>
@@ -23944,23 +23518,6 @@
           <w:szCs w:val="20"/>
         </w:rPr>
         <w:instrText xml:space="preserve"> MERGEFIELD referralsComments </w:instrText>
-      </w:r>
-      <w:r>
-        <w:rPr>
-          <w:color w:val="0070C0"/>
-          <w:sz w:val="20"/>
-          <w:szCs w:val="20"/>
-        </w:rPr>
-        <w:fldChar w:fldCharType="separate"/>
-      </w:r>
-      <w:r>
-        <w:rPr>
-          <w:noProof/>
-          <w:color w:val="0070C0"/>
-          <w:sz w:val="20"/>
-          <w:szCs w:val="20"/>
-        </w:rPr>
-        <w:t>Peter receives Physiotherapy, Occupational therapy support via his NDIS providers which her has had contact with in July 2024. Podiatry currently provided through HCP.</w:t>
       </w:r>
       <w:r>
         <w:rPr>
@@ -24065,6 +23622,7 @@
                 <w:b/>
                 <w:color w:val="FFFFFF" w:themeColor="background1"/>
               </w:rPr>
+              <w:lastRenderedPageBreak/>
               <w:t>Information to be discussed with client</w:t>
             </w:r>
           </w:p>
@@ -24736,7 +24294,7 @@
             <w:rPr>
               <w:noProof/>
             </w:rPr>
-            <w:t>18/07/2024</w:t>
+            <w:t>05/09/2024</w:t>
           </w:r>
           <w:r>
             <w:fldChar w:fldCharType="end"/>
@@ -24928,7 +24486,7 @@
             <w:rPr>
               <w:noProof/>
             </w:rPr>
-            <w:t>18/07/2024</w:t>
+            <w:t>05/09/2024</w:t>
           </w:r>
           <w:r>
             <w:fldChar w:fldCharType="end"/>
@@ -27977,6 +27535,10 @@
 </file>
 
 <file path=customXml/item1.xml><?xml version="1.0" encoding="utf-8"?>
+<b:Sources xmlns:b="http://schemas.openxmlformats.org/officeDocument/2006/bibliography" xmlns="http://schemas.openxmlformats.org/officeDocument/2006/bibliography" SelectedStyle="\APA.XSL" StyleName="APA"/>
+</file>
+
+<file path=customXml/item2.xml><?xml version="1.0" encoding="utf-8"?>
 <?mso-contentType ?>
 <FormTemplates xmlns="http://schemas.microsoft.com/sharepoint/v3/contenttype/forms">
   <Display>DocumentLibraryForm</Display>
@@ -27985,11 +27547,13 @@
 </FormTemplates>
 </file>
 
-<file path=customXml/item2.xml><?xml version="1.0" encoding="utf-8"?>
-<b:Sources xmlns:b="http://schemas.openxmlformats.org/officeDocument/2006/bibliography" xmlns="http://schemas.openxmlformats.org/officeDocument/2006/bibliography" SelectedStyle="\APA.XSL" StyleName="APA"/>
+<file path=customXml/item3.xml><?xml version="1.0" encoding="utf-8"?>
+<p:properties xmlns:p="http://schemas.microsoft.com/office/2006/metadata/properties" xmlns:xsi="http://www.w3.org/2001/XMLSchema-instance" xmlns:pc="http://schemas.microsoft.com/office/infopath/2007/PartnerControls">
+  <documentManagement/>
+</p:properties>
 </file>
 
-<file path=customXml/item3.xml><?xml version="1.0" encoding="utf-8"?>
+<file path=customXml/item4.xml><?xml version="1.0" encoding="utf-8"?>
 <ct:contentTypeSchema xmlns:ct="http://schemas.microsoft.com/office/2006/metadata/contentType" xmlns:ma="http://schemas.microsoft.com/office/2006/metadata/properties/metaAttributes" ct:_="" ma:_="" ma:contentTypeName="Document" ma:contentTypeID="0x010100EDF5CB7A34B963469470B20D192200CC" ma:contentTypeVersion="2" ma:contentTypeDescription="Create a new document." ma:contentTypeScope="" ma:versionID="31791c43c9f7c9cedcbc0b85d7a0d3ce">
   <xsd:schema xmlns:xsd="http://www.w3.org/2001/XMLSchema" xmlns:xs="http://www.w3.org/2001/XMLSchema" xmlns:p="http://schemas.microsoft.com/office/2006/metadata/properties" xmlns:ns2="5b216850-4aa5-4fe9-83fd-afc9ec376fd6" targetNamespace="http://schemas.microsoft.com/office/2006/metadata/properties" ma:root="true" ma:fieldsID="c51854afe5a64d3b5a33f3fefbafbb16" ns2:_="">
     <xsd:import namespace="5b216850-4aa5-4fe9-83fd-afc9ec376fd6"/>
@@ -28121,13 +27685,15 @@
 </ct:contentTypeSchema>
 </file>
 
-<file path=customXml/item4.xml><?xml version="1.0" encoding="utf-8"?>
-<p:properties xmlns:p="http://schemas.microsoft.com/office/2006/metadata/properties" xmlns:xsi="http://www.w3.org/2001/XMLSchema-instance" xmlns:pc="http://schemas.microsoft.com/office/infopath/2007/PartnerControls">
-  <documentManagement/>
-</p:properties>
+<file path=customXml/itemProps1.xml><?xml version="1.0" encoding="utf-8"?>
+<ds:datastoreItem xmlns:ds="http://schemas.openxmlformats.org/officeDocument/2006/customXml" ds:itemID="{41E00680-9731-4257-A4E2-FD9344FBAC1D}">
+  <ds:schemaRefs>
+    <ds:schemaRef ds:uri="http://schemas.openxmlformats.org/officeDocument/2006/bibliography"/>
+  </ds:schemaRefs>
+</ds:datastoreItem>
 </file>
 
-<file path=customXml/itemProps1.xml><?xml version="1.0" encoding="utf-8"?>
+<file path=customXml/itemProps2.xml><?xml version="1.0" encoding="utf-8"?>
 <ds:datastoreItem xmlns:ds="http://schemas.openxmlformats.org/officeDocument/2006/customXml" ds:itemID="{7EB57670-54EC-4AB7-AFAD-B68C046CA870}">
   <ds:schemaRefs>
     <ds:schemaRef ds:uri="http://schemas.microsoft.com/sharepoint/v3/contenttype/forms"/>
@@ -28135,15 +27701,23 @@
 </ds:datastoreItem>
 </file>
 
-<file path=customXml/itemProps2.xml><?xml version="1.0" encoding="utf-8"?>
-<ds:datastoreItem xmlns:ds="http://schemas.openxmlformats.org/officeDocument/2006/customXml" ds:itemID="{41E00680-9731-4257-A4E2-FD9344FBAC1D}">
+<file path=customXml/itemProps3.xml><?xml version="1.0" encoding="utf-8"?>
+<ds:datastoreItem xmlns:ds="http://schemas.openxmlformats.org/officeDocument/2006/customXml" ds:itemID="{F6A53EED-9433-4BF9-949D-52F6BA3CB7EA}">
   <ds:schemaRefs>
-    <ds:schemaRef ds:uri="http://schemas.openxmlformats.org/officeDocument/2006/bibliography"/>
+    <ds:schemaRef ds:uri="http://purl.org/dc/elements/1.1/"/>
+    <ds:schemaRef ds:uri="http://schemas.microsoft.com/office/2006/metadata/properties"/>
+    <ds:schemaRef ds:uri="http://schemas.microsoft.com/office/2006/documentManagement/types"/>
+    <ds:schemaRef ds:uri="http://purl.org/dc/dcmitype/"/>
+    <ds:schemaRef ds:uri="http://purl.org/dc/terms/"/>
+    <ds:schemaRef ds:uri="http://schemas.microsoft.com/office/infopath/2007/PartnerControls"/>
+    <ds:schemaRef ds:uri="http://schemas.openxmlformats.org/package/2006/metadata/core-properties"/>
+    <ds:schemaRef ds:uri="5b216850-4aa5-4fe9-83fd-afc9ec376fd6"/>
+    <ds:schemaRef ds:uri="http://www.w3.org/XML/1998/namespace"/>
   </ds:schemaRefs>
 </ds:datastoreItem>
 </file>
 
-<file path=customXml/itemProps3.xml><?xml version="1.0" encoding="utf-8"?>
+<file path=customXml/itemProps4.xml><?xml version="1.0" encoding="utf-8"?>
 <ds:datastoreItem xmlns:ds="http://schemas.openxmlformats.org/officeDocument/2006/customXml" ds:itemID="{A8F04318-B460-49BB-9608-BFF2D8A69E68}">
   <ds:schemaRefs>
     <ds:schemaRef ds:uri="http://schemas.microsoft.com/office/2006/metadata/contentType"/>
@@ -28159,20 +27733,4 @@
     <ds:schemaRef ds:uri="http://schemas.microsoft.com/internal/obd"/>
   </ds:schemaRefs>
 </ds:datastoreItem>
-</file>
-
-<file path=customXml/itemProps4.xml><?xml version="1.0" encoding="utf-8"?>
-<ds:datastoreItem xmlns:ds="http://schemas.openxmlformats.org/officeDocument/2006/customXml" ds:itemID="{F6A53EED-9433-4BF9-949D-52F6BA3CB7EA}">
-  <ds:schemaRefs>
-    <ds:schemaRef ds:uri="http://purl.org/dc/elements/1.1/"/>
-    <ds:schemaRef ds:uri="http://schemas.microsoft.com/office/2006/metadata/properties"/>
-    <ds:schemaRef ds:uri="http://schemas.microsoft.com/office/2006/documentManagement/types"/>
-    <ds:schemaRef ds:uri="http://purl.org/dc/dcmitype/"/>
-    <ds:schemaRef ds:uri="http://purl.org/dc/terms/"/>
-    <ds:schemaRef ds:uri="http://schemas.microsoft.com/office/infopath/2007/PartnerControls"/>
-    <ds:schemaRef ds:uri="http://schemas.openxmlformats.org/package/2006/metadata/core-properties"/>
-    <ds:schemaRef ds:uri="5b216850-4aa5-4fe9-83fd-afc9ec376fd6"/>
-    <ds:schemaRef ds:uri="http://www.w3.org/XML/1998/namespace"/>
-  </ds:schemaRefs>
-</ds:datastoreItem>
 </file>